--- a/docs/demo/AUDIT_REPORT.docx
+++ b/docs/demo/AUDIT_REPORT.docx
@@ -246,7 +246,7 @@
                 <w:i w:val="0"/>
                 <w:sz w:val="18"/>
               </w:rPr>
-              <w:t xml:space="preserve"> · 84.6 s · 1920x1080 · 30 fps · silent</w:t>
+              <w:t xml:space="preserve"> · 87.0 s · 1920x1080 · 30 fps · silent</w:t>
             </w:r>
           </w:p>
         </w:tc>
@@ -288,7 +288,7 @@
                 <w:i w:val="0"/>
                 <w:sz w:val="18"/>
               </w:rPr>
-              <w:t>2026-10-14 14:19</w:t>
+              <w:t>2026-10-14 18:37</w:t>
             </w:r>
           </w:p>
         </w:tc>
@@ -328,7 +328,7 @@
                 <w:i w:val="0"/>
                 <w:sz w:val="18"/>
               </w:rPr>
-              <w:t>60 pass · 0 fail · 1 manual (of 61 figures)</w:t>
+              <w:t>68 pass · 0 fail · 1 manual (of 69 figures)</w:t>
             </w:r>
           </w:p>
         </w:tc>
@@ -1887,7 +1887,7 @@
                 <w:i w:val="0"/>
                 <w:sz w:val="14"/>
               </w:rPr>
-              <w:t>a wave every 2 min / EVERY 2 MINUTES / dispatch wave 2 min</w:t>
+              <w:t>riders sent out every 2 min / EVERY 2 MINUTES / dispatch wave 2 min</w:t>
             </w:r>
           </w:p>
         </w:tc>
@@ -2689,7 +2689,7 @@
                 <w:i w:val="0"/>
                 <w:sz w:val="14"/>
               </w:rPr>
-              <w:t>4 WEEKS</w:t>
+              <w:t>4 WEEKS / over 4 weeks / 4 weeks</w:t>
             </w:r>
           </w:p>
         </w:tc>
@@ -2708,7 +2708,7 @@
                 <w:i w:val="0"/>
                 <w:sz w:val="14"/>
               </w:rPr>
-              <w:t>03</w:t>
+              <w:t>03, 08, 09</w:t>
             </w:r>
           </w:p>
         </w:tc>
@@ -4447,7 +4447,7 @@
                 <w:i w:val="0"/>
                 <w:sz w:val="14"/>
               </w:rPr>
-              <w:t>cancel if not out 45 min</w:t>
+              <w:t>cancel after 45 min</w:t>
             </w:r>
           </w:p>
         </w:tc>
@@ -4767,7 +4767,7 @@
                 <w:i w:val="0"/>
                 <w:sz w:val="14"/>
               </w:rPr>
-              <w:t>500 re-draws</w:t>
+              <w:t>500 re-draws / Test re-run 500 times</w:t>
             </w:r>
           </w:p>
         </w:tc>
@@ -4787,7 +4787,7 @@
                 <w:i w:val="0"/>
                 <w:sz w:val="14"/>
               </w:rPr>
-              <w:t>05</w:t>
+              <w:t>05, 09</w:t>
             </w:r>
           </w:p>
         </w:tc>
@@ -7007,7 +7007,7 @@
                 <w:i w:val="0"/>
                 <w:sz w:val="14"/>
               </w:rPr>
-              <w:t>795 of 821 delivered, 7 cancelled · FIFO would cancel 59</w:t>
+              <w:t>795 of 821 delivered, 7 cancelled · old way: 59 cancelled (old way = FIFO, one order per trip)</w:t>
             </w:r>
           </w:p>
         </w:tc>
@@ -8927,7 +8927,7 @@
                 <w:i w:val="0"/>
                 <w:sz w:val="14"/>
               </w:rPr>
-              <w:t>Welch 95% CIs exclude zero on all four</w:t>
+              <w:t>on all four, the 95% confidence range of the difference stays clear of zero (Welch t-test)</w:t>
             </w:r>
           </w:p>
         </w:tc>
@@ -9247,7 +9247,7 @@
                 <w:i w:val="0"/>
                 <w:sz w:val="14"/>
               </w:rPr>
-              <w:t>−0.040 to +0.007</w:t>
+              <w:t>gap strip from -0.040 to +0.007, crossing zero</w:t>
             </w:r>
           </w:p>
         </w:tc>
@@ -9409,7 +9409,7 @@
                 <w:i w:val="0"/>
                 <w:sz w:val="14"/>
               </w:rPr>
-              <w:t>p = 0.16</w:t>
+              <w:t>95% range, p = 0.16</w:t>
             </w:r>
           </w:p>
         </w:tc>
@@ -9567,7 +9567,7 @@
                 <w:i w:val="0"/>
                 <w:sz w:val="14"/>
               </w:rPr>
-              <w:t>27 hubs per arm</w:t>
+              <w:t>27 · TOO FEW / utilisation needs 27, the test had 13</w:t>
             </w:r>
           </w:p>
         </w:tc>
@@ -9729,7 +9729,7 @@
                 <w:i w:val="0"/>
                 <w:sz w:val="14"/>
               </w:rPr>
-              <w:t>axis −0.05..+0.05 = 1,000 px; bar 95 → 571 px, estimate at 333 px</w:t>
+              <w:t>track -0.05..+0.05 = 260 px; range 25 -&gt; 148 px (left 25, width 123), estimate dot centred at 87 px (left 75), zero at 130 px</w:t>
             </w:r>
           </w:p>
         </w:tc>
@@ -9806,7 +9806,7 @@
                 <w:i w:val="0"/>
                 <w:sz w:val="14"/>
               </w:rPr>
-              <w:t>px = (v + 0.05) x 10,000</w:t>
+              <w:t>px = (v + 0.05) x 2,600</w:t>
             </w:r>
           </w:p>
         </w:tc>
@@ -9826,6 +9826,1286 @@
                 <w:sz w:val="14"/>
               </w:rPr>
               <w:t>derived</w:t>
+            </w:r>
+          </w:p>
+        </w:tc>
+        <w:tc>
+          <w:tcPr>
+            <w:tcW w:type="dxa" w:w="1361"/>
+          </w:tcPr>
+          <w:p>
+            <w:pPr>
+              <w:spacing w:after="0"/>
+            </w:pPr>
+            <w:r/>
+            <w:r>
+              <w:rPr>
+                <w:b w:val="0"/>
+                <w:i w:val="0"/>
+                <w:sz w:val="14"/>
+              </w:rPr>
+              <w:t>✓ verified</w:t>
+            </w:r>
+          </w:p>
+        </w:tc>
+      </w:tr>
+      <w:tr>
+        <w:tc>
+          <w:tcPr>
+            <w:tcW w:type="dxa" w:w="567"/>
+            <w:shd w:val="clear" w:color="auto" w:fill="F3F4F6"/>
+          </w:tcPr>
+          <w:p>
+            <w:pPr>
+              <w:spacing w:after="0"/>
+            </w:pPr>
+            <w:r/>
+            <w:r>
+              <w:rPr>
+                <w:rFonts w:ascii="JetBrains Mono" w:hAnsi="JetBrains Mono" w:eastAsia="JetBrains Mono"/>
+                <w:b w:val="0"/>
+                <w:i w:val="0"/>
+                <w:sz w:val="11"/>
+              </w:rPr>
+              <w:t>F-62</w:t>
+            </w:r>
+          </w:p>
+        </w:tc>
+        <w:tc>
+          <w:tcPr>
+            <w:tcW w:type="dxa" w:w="1474"/>
+            <w:shd w:val="clear" w:color="auto" w:fill="F3F4F6"/>
+          </w:tcPr>
+          <w:p>
+            <w:pPr>
+              <w:spacing w:after="0"/>
+            </w:pPr>
+            <w:r/>
+            <w:r>
+              <w:rPr>
+                <w:b w:val="0"/>
+                <w:i w:val="0"/>
+                <w:sz w:val="14"/>
+              </w:rPr>
+              <w:t>-0.017</w:t>
+            </w:r>
+          </w:p>
+        </w:tc>
+        <w:tc>
+          <w:tcPr>
+            <w:tcW w:type="dxa" w:w="624"/>
+            <w:shd w:val="clear" w:color="auto" w:fill="F3F4F6"/>
+          </w:tcPr>
+          <w:p>
+            <w:pPr>
+              <w:spacing w:after="0"/>
+            </w:pPr>
+            <w:r/>
+            <w:r>
+              <w:rPr>
+                <w:b w:val="0"/>
+                <w:i w:val="0"/>
+                <w:sz w:val="14"/>
+              </w:rPr>
+              <w:t>09</w:t>
+            </w:r>
+          </w:p>
+        </w:tc>
+        <w:tc>
+          <w:tcPr>
+            <w:tcW w:type="dxa" w:w="1701"/>
+            <w:shd w:val="clear" w:color="auto" w:fill="F3F4F6"/>
+          </w:tcPr>
+          <w:p>
+            <w:pPr>
+              <w:spacing w:after="0"/>
+            </w:pPr>
+            <w:r/>
+            <w:r>
+              <w:rPr>
+                <w:rFonts w:ascii="JetBrains Mono" w:hAnsi="JetBrains Mono" w:eastAsia="JetBrains Mono"/>
+                <w:b w:val="0"/>
+                <w:i w:val="0"/>
+                <w:sz w:val="11"/>
+              </w:rPr>
+              <w:t>outputs/ab_readout.csv</w:t>
+            </w:r>
+          </w:p>
+        </w:tc>
+        <w:tc>
+          <w:tcPr>
+            <w:tcW w:type="dxa" w:w="1644"/>
+            <w:shd w:val="clear" w:color="auto" w:fill="F3F4F6"/>
+          </w:tcPr>
+          <w:p>
+            <w:pPr>
+              <w:spacing w:after="0"/>
+            </w:pPr>
+            <w:r/>
+            <w:r>
+              <w:rPr>
+                <w:b w:val="0"/>
+                <w:i w:val="0"/>
+                <w:sz w:val="14"/>
+              </w:rPr>
+              <w:t>metric=utilization, diff</w:t>
+            </w:r>
+          </w:p>
+        </w:tc>
+        <w:tc>
+          <w:tcPr>
+            <w:tcW w:type="dxa" w:w="1644"/>
+            <w:shd w:val="clear" w:color="auto" w:fill="F3F4F6"/>
+          </w:tcPr>
+          <w:p>
+            <w:pPr>
+              <w:spacing w:after="0"/>
+            </w:pPr>
+            <w:r/>
+            <w:r>
+              <w:rPr>
+                <w:b w:val="0"/>
+                <w:i w:val="0"/>
+                <w:sz w:val="14"/>
+              </w:rPr>
+              <w:t>-</w:t>
+            </w:r>
+          </w:p>
+        </w:tc>
+        <w:tc>
+          <w:tcPr>
+            <w:tcW w:type="dxa" w:w="850"/>
+            <w:shd w:val="clear" w:color="auto" w:fill="F3F4F6"/>
+          </w:tcPr>
+          <w:p>
+            <w:pPr>
+              <w:spacing w:after="0"/>
+            </w:pPr>
+            <w:r/>
+            <w:r>
+              <w:rPr>
+                <w:b w:val="0"/>
+                <w:i w:val="0"/>
+                <w:sz w:val="14"/>
+              </w:rPr>
+              <w:t>direct</w:t>
+            </w:r>
+          </w:p>
+        </w:tc>
+        <w:tc>
+          <w:tcPr>
+            <w:tcW w:type="dxa" w:w="1361"/>
+            <w:shd w:val="clear" w:color="auto" w:fill="F3F4F6"/>
+          </w:tcPr>
+          <w:p>
+            <w:pPr>
+              <w:spacing w:after="0"/>
+            </w:pPr>
+            <w:r/>
+            <w:r>
+              <w:rPr>
+                <w:b w:val="0"/>
+                <w:i w:val="0"/>
+                <w:sz w:val="14"/>
+              </w:rPr>
+              <w:t>✓ verified</w:t>
+            </w:r>
+          </w:p>
+        </w:tc>
+      </w:tr>
+      <w:tr>
+        <w:tc>
+          <w:tcPr>
+            <w:tcW w:type="dxa" w:w="567"/>
+          </w:tcPr>
+          <w:p>
+            <w:pPr>
+              <w:spacing w:after="0"/>
+            </w:pPr>
+            <w:r/>
+            <w:r>
+              <w:rPr>
+                <w:rFonts w:ascii="JetBrains Mono" w:hAnsi="JetBrains Mono" w:eastAsia="JetBrains Mono"/>
+                <w:b w:val="0"/>
+                <w:i w:val="0"/>
+                <w:sz w:val="11"/>
+              </w:rPr>
+              <w:t>F-63</w:t>
+            </w:r>
+          </w:p>
+        </w:tc>
+        <w:tc>
+          <w:tcPr>
+            <w:tcW w:type="dxa" w:w="1474"/>
+          </w:tcPr>
+          <w:p>
+            <w:pPr>
+              <w:spacing w:after="0"/>
+            </w:pPr>
+            <w:r/>
+            <w:r>
+              <w:rPr>
+                <w:b w:val="0"/>
+                <w:i w:val="0"/>
+                <w:sz w:val="14"/>
+              </w:rPr>
+              <w:t>The simulator's true drop, all 26 hubs: -0.026</w:t>
+            </w:r>
+          </w:p>
+        </w:tc>
+        <w:tc>
+          <w:tcPr>
+            <w:tcW w:type="dxa" w:w="624"/>
+          </w:tcPr>
+          <w:p>
+            <w:pPr>
+              <w:spacing w:after="0"/>
+            </w:pPr>
+            <w:r/>
+            <w:r>
+              <w:rPr>
+                <w:b w:val="0"/>
+                <w:i w:val="0"/>
+                <w:sz w:val="14"/>
+              </w:rPr>
+              <w:t>09</w:t>
+            </w:r>
+          </w:p>
+        </w:tc>
+        <w:tc>
+          <w:tcPr>
+            <w:tcW w:type="dxa" w:w="1701"/>
+          </w:tcPr>
+          <w:p>
+            <w:pPr>
+              <w:spacing w:after="0"/>
+            </w:pPr>
+            <w:r/>
+            <w:r>
+              <w:rPr>
+                <w:rFonts w:ascii="JetBrains Mono" w:hAnsi="JetBrains Mono" w:eastAsia="JetBrains Mono"/>
+                <w:b w:val="0"/>
+                <w:i w:val="0"/>
+                <w:sz w:val="11"/>
+              </w:rPr>
+              <w:t>outputs/ab_readout.csv</w:t>
+            </w:r>
+          </w:p>
+        </w:tc>
+        <w:tc>
+          <w:tcPr>
+            <w:tcW w:type="dxa" w:w="1644"/>
+          </w:tcPr>
+          <w:p>
+            <w:pPr>
+              <w:spacing w:after="0"/>
+            </w:pPr>
+            <w:r/>
+            <w:r>
+              <w:rPr>
+                <w:b w:val="0"/>
+                <w:i w:val="0"/>
+                <w:sz w:val="14"/>
+              </w:rPr>
+              <w:t>metric=utilization, true_effect_all_hubs</w:t>
+            </w:r>
+          </w:p>
+        </w:tc>
+        <w:tc>
+          <w:tcPr>
+            <w:tcW w:type="dxa" w:w="1644"/>
+          </w:tcPr>
+          <w:p>
+            <w:pPr>
+              <w:spacing w:after="0"/>
+            </w:pPr>
+            <w:r/>
+            <w:r>
+              <w:rPr>
+                <w:b w:val="0"/>
+                <w:i w:val="0"/>
+                <w:sz w:val="14"/>
+              </w:rPr>
+              <w:t>-</w:t>
+            </w:r>
+          </w:p>
+        </w:tc>
+        <w:tc>
+          <w:tcPr>
+            <w:tcW w:type="dxa" w:w="850"/>
+          </w:tcPr>
+          <w:p>
+            <w:pPr>
+              <w:spacing w:after="0"/>
+            </w:pPr>
+            <w:r/>
+            <w:r>
+              <w:rPr>
+                <w:b w:val="0"/>
+                <w:i w:val="0"/>
+                <w:sz w:val="14"/>
+              </w:rPr>
+              <w:t>direct</w:t>
+            </w:r>
+          </w:p>
+        </w:tc>
+        <w:tc>
+          <w:tcPr>
+            <w:tcW w:type="dxa" w:w="1361"/>
+          </w:tcPr>
+          <w:p>
+            <w:pPr>
+              <w:spacing w:after="0"/>
+            </w:pPr>
+            <w:r/>
+            <w:r>
+              <w:rPr>
+                <w:b w:val="0"/>
+                <w:i w:val="0"/>
+                <w:sz w:val="14"/>
+              </w:rPr>
+              <w:t>✓ verified</w:t>
+            </w:r>
+          </w:p>
+        </w:tc>
+      </w:tr>
+      <w:tr>
+        <w:tc>
+          <w:tcPr>
+            <w:tcW w:type="dxa" w:w="567"/>
+            <w:shd w:val="clear" w:color="auto" w:fill="F3F4F6"/>
+          </w:tcPr>
+          <w:p>
+            <w:pPr>
+              <w:spacing w:after="0"/>
+            </w:pPr>
+            <w:r/>
+            <w:r>
+              <w:rPr>
+                <w:rFonts w:ascii="JetBrains Mono" w:hAnsi="JetBrains Mono" w:eastAsia="JetBrains Mono"/>
+                <w:b w:val="0"/>
+                <w:i w:val="0"/>
+                <w:sz w:val="11"/>
+              </w:rPr>
+              <w:t>F-64</w:t>
+            </w:r>
+          </w:p>
+        </w:tc>
+        <w:tc>
+          <w:tcPr>
+            <w:tcW w:type="dxa" w:w="1474"/>
+            <w:shd w:val="clear" w:color="auto" w:fill="F3F4F6"/>
+          </w:tcPr>
+          <w:p>
+            <w:pPr>
+              <w:spacing w:after="0"/>
+            </w:pPr>
+            <w:r/>
+            <w:r>
+              <w:rPr>
+                <w:b w:val="0"/>
+                <w:i w:val="0"/>
+                <w:sz w:val="14"/>
+              </w:rPr>
+              <w:t>Cancellations 2 · Cost per order 5 · ENOUGH</w:t>
+            </w:r>
+          </w:p>
+        </w:tc>
+        <w:tc>
+          <w:tcPr>
+            <w:tcW w:type="dxa" w:w="624"/>
+            <w:shd w:val="clear" w:color="auto" w:fill="F3F4F6"/>
+          </w:tcPr>
+          <w:p>
+            <w:pPr>
+              <w:spacing w:after="0"/>
+            </w:pPr>
+            <w:r/>
+            <w:r>
+              <w:rPr>
+                <w:b w:val="0"/>
+                <w:i w:val="0"/>
+                <w:sz w:val="14"/>
+              </w:rPr>
+              <w:t>09</w:t>
+            </w:r>
+          </w:p>
+        </w:tc>
+        <w:tc>
+          <w:tcPr>
+            <w:tcW w:type="dxa" w:w="1701"/>
+            <w:shd w:val="clear" w:color="auto" w:fill="F3F4F6"/>
+          </w:tcPr>
+          <w:p>
+            <w:pPr>
+              <w:spacing w:after="0"/>
+            </w:pPr>
+            <w:r/>
+            <w:r>
+              <w:rPr>
+                <w:rFonts w:ascii="JetBrains Mono" w:hAnsi="JetBrains Mono" w:eastAsia="JetBrains Mono"/>
+                <w:b w:val="0"/>
+                <w:i w:val="0"/>
+                <w:sz w:val="11"/>
+              </w:rPr>
+              <w:t>outputs/power.csv</w:t>
+            </w:r>
+          </w:p>
+        </w:tc>
+        <w:tc>
+          <w:tcPr>
+            <w:tcW w:type="dxa" w:w="1644"/>
+            <w:shd w:val="clear" w:color="auto" w:fill="F3F4F6"/>
+          </w:tcPr>
+          <w:p>
+            <w:pPr>
+              <w:spacing w:after="0"/>
+            </w:pPr>
+            <w:r/>
+            <w:r>
+              <w:rPr>
+                <w:b w:val="0"/>
+                <w:i w:val="0"/>
+                <w:sz w:val="14"/>
+              </w:rPr>
+              <w:t>metric in {cancel_rate, cost_per_delivered}, hubs_per_arm_needed</w:t>
+            </w:r>
+          </w:p>
+        </w:tc>
+        <w:tc>
+          <w:tcPr>
+            <w:tcW w:type="dxa" w:w="1644"/>
+            <w:shd w:val="clear" w:color="auto" w:fill="F3F4F6"/>
+          </w:tcPr>
+          <w:p>
+            <w:pPr>
+              <w:spacing w:after="0"/>
+            </w:pPr>
+            <w:r/>
+            <w:r>
+              <w:rPr>
+                <w:b w:val="0"/>
+                <w:i w:val="0"/>
+                <w:sz w:val="14"/>
+              </w:rPr>
+              <w:t>ENOUGH = needed &lt;= 13</w:t>
+            </w:r>
+          </w:p>
+        </w:tc>
+        <w:tc>
+          <w:tcPr>
+            <w:tcW w:type="dxa" w:w="850"/>
+            <w:shd w:val="clear" w:color="auto" w:fill="F3F4F6"/>
+          </w:tcPr>
+          <w:p>
+            <w:pPr>
+              <w:spacing w:after="0"/>
+            </w:pPr>
+            <w:r/>
+            <w:r>
+              <w:rPr>
+                <w:b w:val="0"/>
+                <w:i w:val="0"/>
+                <w:sz w:val="14"/>
+              </w:rPr>
+              <w:t>direct</w:t>
+            </w:r>
+          </w:p>
+        </w:tc>
+        <w:tc>
+          <w:tcPr>
+            <w:tcW w:type="dxa" w:w="1361"/>
+            <w:shd w:val="clear" w:color="auto" w:fill="F3F4F6"/>
+          </w:tcPr>
+          <w:p>
+            <w:pPr>
+              <w:spacing w:after="0"/>
+            </w:pPr>
+            <w:r/>
+            <w:r>
+              <w:rPr>
+                <w:b w:val="0"/>
+                <w:i w:val="0"/>
+                <w:sz w:val="14"/>
+              </w:rPr>
+              <w:t>✓ verified</w:t>
+            </w:r>
+          </w:p>
+        </w:tc>
+      </w:tr>
+      <w:tr>
+        <w:tc>
+          <w:tcPr>
+            <w:tcW w:type="dxa" w:w="567"/>
+          </w:tcPr>
+          <w:p>
+            <w:pPr>
+              <w:spacing w:after="0"/>
+            </w:pPr>
+            <w:r/>
+            <w:r>
+              <w:rPr>
+                <w:rFonts w:ascii="JetBrains Mono" w:hAnsi="JetBrains Mono" w:eastAsia="JetBrains Mono"/>
+                <w:b w:val="0"/>
+                <w:i w:val="0"/>
+                <w:sz w:val="11"/>
+              </w:rPr>
+              <w:t>F-65</w:t>
+            </w:r>
+          </w:p>
+        </w:tc>
+        <w:tc>
+          <w:tcPr>
+            <w:tcW w:type="dxa" w:w="1474"/>
+          </w:tcPr>
+          <w:p>
+            <w:pPr>
+              <w:spacing w:after="0"/>
+            </w:pPr>
+            <w:r/>
+            <w:r>
+              <w:rPr>
+                <w:b w:val="0"/>
+                <w:i w:val="0"/>
+                <w:sz w:val="14"/>
+              </w:rPr>
+              <w:t>to catch the effect 4 times in 5</w:t>
+            </w:r>
+          </w:p>
+        </w:tc>
+        <w:tc>
+          <w:tcPr>
+            <w:tcW w:type="dxa" w:w="624"/>
+          </w:tcPr>
+          <w:p>
+            <w:pPr>
+              <w:spacing w:after="0"/>
+            </w:pPr>
+            <w:r/>
+            <w:r>
+              <w:rPr>
+                <w:b w:val="0"/>
+                <w:i w:val="0"/>
+                <w:sz w:val="14"/>
+              </w:rPr>
+              <w:t>09</w:t>
+            </w:r>
+          </w:p>
+        </w:tc>
+        <w:tc>
+          <w:tcPr>
+            <w:tcW w:type="dxa" w:w="1701"/>
+          </w:tcPr>
+          <w:p>
+            <w:pPr>
+              <w:spacing w:after="0"/>
+            </w:pPr>
+            <w:r/>
+            <w:r>
+              <w:rPr>
+                <w:rFonts w:ascii="JetBrains Mono" w:hAnsi="JetBrains Mono" w:eastAsia="JetBrains Mono"/>
+                <w:b w:val="0"/>
+                <w:i w:val="0"/>
+                <w:sz w:val="11"/>
+              </w:rPr>
+              <w:t>src/last_mile_dispatch/experiment.py:77, :85</w:t>
+            </w:r>
+          </w:p>
+        </w:tc>
+        <w:tc>
+          <w:tcPr>
+            <w:tcW w:type="dxa" w:w="1644"/>
+          </w:tcPr>
+          <w:p>
+            <w:pPr>
+              <w:spacing w:after="0"/>
+            </w:pPr>
+            <w:r/>
+            <w:r>
+              <w:rPr>
+                <w:b w:val="0"/>
+                <w:i w:val="0"/>
+                <w:sz w:val="14"/>
+              </w:rPr>
+              <w:t>power: float = 0.8</w:t>
+            </w:r>
+          </w:p>
+        </w:tc>
+        <w:tc>
+          <w:tcPr>
+            <w:tcW w:type="dxa" w:w="1644"/>
+          </w:tcPr>
+          <w:p>
+            <w:pPr>
+              <w:spacing w:after="0"/>
+            </w:pPr>
+            <w:r/>
+            <w:r>
+              <w:rPr>
+                <w:b w:val="0"/>
+                <w:i w:val="0"/>
+                <w:sz w:val="14"/>
+              </w:rPr>
+              <w:t>-</w:t>
+            </w:r>
+          </w:p>
+        </w:tc>
+        <w:tc>
+          <w:tcPr>
+            <w:tcW w:type="dxa" w:w="850"/>
+          </w:tcPr>
+          <w:p>
+            <w:pPr>
+              <w:spacing w:after="0"/>
+            </w:pPr>
+            <w:r/>
+            <w:r>
+              <w:rPr>
+                <w:b w:val="0"/>
+                <w:i w:val="0"/>
+                <w:sz w:val="14"/>
+              </w:rPr>
+              <w:t>direct</w:t>
+            </w:r>
+          </w:p>
+        </w:tc>
+        <w:tc>
+          <w:tcPr>
+            <w:tcW w:type="dxa" w:w="1361"/>
+          </w:tcPr>
+          <w:p>
+            <w:pPr>
+              <w:spacing w:after="0"/>
+            </w:pPr>
+            <w:r/>
+            <w:r>
+              <w:rPr>
+                <w:b w:val="0"/>
+                <w:i w:val="0"/>
+                <w:sz w:val="14"/>
+              </w:rPr>
+              <w:t>✓ verified</w:t>
+            </w:r>
+          </w:p>
+        </w:tc>
+      </w:tr>
+      <w:tr>
+        <w:tc>
+          <w:tcPr>
+            <w:tcW w:type="dxa" w:w="567"/>
+            <w:shd w:val="clear" w:color="auto" w:fill="F3F4F6"/>
+          </w:tcPr>
+          <w:p>
+            <w:pPr>
+              <w:spacing w:after="0"/>
+            </w:pPr>
+            <w:r/>
+            <w:r>
+              <w:rPr>
+                <w:rFonts w:ascii="JetBrains Mono" w:hAnsi="JetBrains Mono" w:eastAsia="JetBrains Mono"/>
+                <w:b w:val="0"/>
+                <w:i w:val="0"/>
+                <w:sz w:val="11"/>
+              </w:rPr>
+              <w:t>F-66</w:t>
+            </w:r>
+          </w:p>
+        </w:tc>
+        <w:tc>
+          <w:tcPr>
+            <w:tcW w:type="dxa" w:w="1474"/>
+            <w:shd w:val="clear" w:color="auto" w:fill="F3F4F6"/>
+          </w:tcPr>
+          <w:p>
+            <w:pPr>
+              <w:spacing w:after="0"/>
+            </w:pPr>
+            <w:r/>
+            <w:r>
+              <w:rPr>
+                <w:b w:val="0"/>
+                <w:i w:val="0"/>
+                <w:sz w:val="14"/>
+              </w:rPr>
+              <w:t>97-99% of the time · false alarms 2-7%</w:t>
+            </w:r>
+          </w:p>
+        </w:tc>
+        <w:tc>
+          <w:tcPr>
+            <w:tcW w:type="dxa" w:w="624"/>
+            <w:shd w:val="clear" w:color="auto" w:fill="F3F4F6"/>
+          </w:tcPr>
+          <w:p>
+            <w:pPr>
+              <w:spacing w:after="0"/>
+            </w:pPr>
+            <w:r/>
+            <w:r>
+              <w:rPr>
+                <w:b w:val="0"/>
+                <w:i w:val="0"/>
+                <w:sz w:val="14"/>
+              </w:rPr>
+              <w:t>09</w:t>
+            </w:r>
+          </w:p>
+        </w:tc>
+        <w:tc>
+          <w:tcPr>
+            <w:tcW w:type="dxa" w:w="1701"/>
+            <w:shd w:val="clear" w:color="auto" w:fill="F3F4F6"/>
+          </w:tcPr>
+          <w:p>
+            <w:pPr>
+              <w:spacing w:after="0"/>
+            </w:pPr>
+            <w:r/>
+            <w:r>
+              <w:rPr>
+                <w:rFonts w:ascii="JetBrains Mono" w:hAnsi="JetBrains Mono" w:eastAsia="JetBrains Mono"/>
+                <w:b w:val="0"/>
+                <w:i w:val="0"/>
+                <w:sz w:val="11"/>
+              </w:rPr>
+              <w:t>outputs/rerandomisation.csv</w:t>
+            </w:r>
+          </w:p>
+        </w:tc>
+        <w:tc>
+          <w:tcPr>
+            <w:tcW w:type="dxa" w:w="1644"/>
+            <w:shd w:val="clear" w:color="auto" w:fill="F3F4F6"/>
+          </w:tcPr>
+          <w:p>
+            <w:pPr>
+              <w:spacing w:after="0"/>
+            </w:pPr>
+            <w:r/>
+            <w:r>
+              <w:rPr>
+                <w:b w:val="0"/>
+                <w:i w:val="0"/>
+                <w:sz w:val="14"/>
+              </w:rPr>
+              <w:t>welch_coverage, aa_false_positive_welch</w:t>
+            </w:r>
+          </w:p>
+        </w:tc>
+        <w:tc>
+          <w:tcPr>
+            <w:tcW w:type="dxa" w:w="1644"/>
+            <w:shd w:val="clear" w:color="auto" w:fill="F3F4F6"/>
+          </w:tcPr>
+          <w:p>
+            <w:pPr>
+              <w:spacing w:after="0"/>
+            </w:pPr>
+            <w:r/>
+            <w:r>
+              <w:rPr>
+                <w:b w:val="0"/>
+                <w:i w:val="0"/>
+                <w:sz w:val="14"/>
+              </w:rPr>
+              <w:t>min and max over metrics, x 100, rounded</w:t>
+            </w:r>
+          </w:p>
+        </w:tc>
+        <w:tc>
+          <w:tcPr>
+            <w:tcW w:type="dxa" w:w="850"/>
+            <w:shd w:val="clear" w:color="auto" w:fill="F3F4F6"/>
+          </w:tcPr>
+          <w:p>
+            <w:pPr>
+              <w:spacing w:after="0"/>
+            </w:pPr>
+            <w:r/>
+            <w:r>
+              <w:rPr>
+                <w:b w:val="0"/>
+                <w:i w:val="0"/>
+                <w:sz w:val="14"/>
+              </w:rPr>
+              <w:t>derived</w:t>
+            </w:r>
+          </w:p>
+        </w:tc>
+        <w:tc>
+          <w:tcPr>
+            <w:tcW w:type="dxa" w:w="1361"/>
+            <w:shd w:val="clear" w:color="auto" w:fill="F3F4F6"/>
+          </w:tcPr>
+          <w:p>
+            <w:pPr>
+              <w:spacing w:after="0"/>
+            </w:pPr>
+            <w:r/>
+            <w:r>
+              <w:rPr>
+                <w:b w:val="0"/>
+                <w:i w:val="0"/>
+                <w:sz w:val="14"/>
+              </w:rPr>
+              <w:t>✓ verified</w:t>
+            </w:r>
+          </w:p>
+        </w:tc>
+      </w:tr>
+      <w:tr>
+        <w:tc>
+          <w:tcPr>
+            <w:tcW w:type="dxa" w:w="567"/>
+          </w:tcPr>
+          <w:p>
+            <w:pPr>
+              <w:spacing w:after="0"/>
+            </w:pPr>
+            <w:r/>
+            <w:r>
+              <w:rPr>
+                <w:rFonts w:ascii="JetBrains Mono" w:hAnsi="JetBrains Mono" w:eastAsia="JetBrains Mono"/>
+                <w:b w:val="0"/>
+                <w:i w:val="0"/>
+                <w:sz w:val="11"/>
+              </w:rPr>
+              <w:t>F-67</w:t>
+            </w:r>
+          </w:p>
+        </w:tc>
+        <w:tc>
+          <w:tcPr>
+            <w:tcW w:type="dxa" w:w="1474"/>
+          </w:tcPr>
+          <w:p>
+            <w:pPr>
+              <w:spacing w:after="0"/>
+            </w:pPr>
+            <w:r/>
+            <w:r>
+              <w:rPr>
+                <w:b w:val="0"/>
+                <w:i w:val="0"/>
+                <w:sz w:val="14"/>
+              </w:rPr>
+              <w:t>THE FIX, IN THE REPO · Size the test before trusting it · The run report prints this table next to the A/B results</w:t>
+            </w:r>
+          </w:p>
+        </w:tc>
+        <w:tc>
+          <w:tcPr>
+            <w:tcW w:type="dxa" w:w="624"/>
+          </w:tcPr>
+          <w:p>
+            <w:pPr>
+              <w:spacing w:after="0"/>
+            </w:pPr>
+            <w:r/>
+            <w:r>
+              <w:rPr>
+                <w:b w:val="0"/>
+                <w:i w:val="0"/>
+                <w:sz w:val="14"/>
+              </w:rPr>
+              <w:t>09</w:t>
+            </w:r>
+          </w:p>
+        </w:tc>
+        <w:tc>
+          <w:tcPr>
+            <w:tcW w:type="dxa" w:w="1701"/>
+          </w:tcPr>
+          <w:p>
+            <w:pPr>
+              <w:spacing w:after="0"/>
+            </w:pPr>
+            <w:r/>
+            <w:r>
+              <w:rPr>
+                <w:rFonts w:ascii="JetBrains Mono" w:hAnsi="JetBrains Mono" w:eastAsia="JetBrains Mono"/>
+                <w:b w:val="0"/>
+                <w:i w:val="0"/>
+                <w:sz w:val="11"/>
+              </w:rPr>
+              <w:t>src/last_mile_dispatch/experiment.py:77-90, :127; cli.py:78-98; tests/test_experiment.py:47, :53, :66; outputs/run_report.md</w:t>
+            </w:r>
+          </w:p>
+        </w:tc>
+        <w:tc>
+          <w:tcPr>
+            <w:tcW w:type="dxa" w:w="1644"/>
+          </w:tcPr>
+          <w:p>
+            <w:pPr>
+              <w:spacing w:after="0"/>
+            </w:pPr>
+            <w:r/>
+            <w:r>
+              <w:rPr>
+                <w:b w:val="0"/>
+                <w:i w:val="0"/>
+                <w:sz w:val="14"/>
+              </w:rPr>
+              <w:t>functions, tests, report sections</w:t>
+            </w:r>
+          </w:p>
+        </w:tc>
+        <w:tc>
+          <w:tcPr>
+            <w:tcW w:type="dxa" w:w="1644"/>
+          </w:tcPr>
+          <w:p>
+            <w:pPr>
+              <w:spacing w:after="0"/>
+            </w:pPr>
+            <w:r/>
+            <w:r>
+              <w:rPr>
+                <w:b w:val="0"/>
+                <w:i w:val="0"/>
+                <w:sz w:val="14"/>
+              </w:rPr>
+              <w:t>-</w:t>
+            </w:r>
+          </w:p>
+        </w:tc>
+        <w:tc>
+          <w:tcPr>
+            <w:tcW w:type="dxa" w:w="850"/>
+          </w:tcPr>
+          <w:p>
+            <w:pPr>
+              <w:spacing w:after="0"/>
+            </w:pPr>
+            <w:r/>
+            <w:r>
+              <w:rPr>
+                <w:b w:val="0"/>
+                <w:i w:val="0"/>
+                <w:sz w:val="14"/>
+              </w:rPr>
+              <w:t>direct</w:t>
+            </w:r>
+          </w:p>
+        </w:tc>
+        <w:tc>
+          <w:tcPr>
+            <w:tcW w:type="dxa" w:w="1361"/>
+          </w:tcPr>
+          <w:p>
+            <w:pPr>
+              <w:spacing w:after="0"/>
+            </w:pPr>
+            <w:r/>
+            <w:r>
+              <w:rPr>
+                <w:b w:val="0"/>
+                <w:i w:val="0"/>
+                <w:sz w:val="14"/>
+              </w:rPr>
+              <w:t>✓ verified</w:t>
+            </w:r>
+          </w:p>
+        </w:tc>
+      </w:tr>
+      <w:tr>
+        <w:tc>
+          <w:tcPr>
+            <w:tcW w:type="dxa" w:w="567"/>
+            <w:shd w:val="clear" w:color="auto" w:fill="F3F4F6"/>
+          </w:tcPr>
+          <w:p>
+            <w:pPr>
+              <w:spacing w:after="0"/>
+            </w:pPr>
+            <w:r/>
+            <w:r>
+              <w:rPr>
+                <w:rFonts w:ascii="JetBrains Mono" w:hAnsi="JetBrains Mono" w:eastAsia="JetBrains Mono"/>
+                <w:b w:val="0"/>
+                <w:i w:val="0"/>
+                <w:sz w:val="11"/>
+              </w:rPr>
+              <w:t>F-68</w:t>
+            </w:r>
+          </w:p>
+        </w:tc>
+        <w:tc>
+          <w:tcPr>
+            <w:tcW w:type="dxa" w:w="1474"/>
+            <w:shd w:val="clear" w:color="auto" w:fill="F3F4F6"/>
+          </w:tcPr>
+          <w:p>
+            <w:pPr>
+              <w:spacing w:after="0"/>
+            </w:pPr>
+            <w:r/>
+            <w:r>
+              <w:rPr>
+                <w:b w:val="0"/>
+                <w:i w:val="0"/>
+                <w:sz w:val="14"/>
+              </w:rPr>
+              <w:t>Dashed line = 13, what this test had</w:t>
+            </w:r>
+          </w:p>
+        </w:tc>
+        <w:tc>
+          <w:tcPr>
+            <w:tcW w:type="dxa" w:w="624"/>
+            <w:shd w:val="clear" w:color="auto" w:fill="F3F4F6"/>
+          </w:tcPr>
+          <w:p>
+            <w:pPr>
+              <w:spacing w:after="0"/>
+            </w:pPr>
+            <w:r/>
+            <w:r>
+              <w:rPr>
+                <w:b w:val="0"/>
+                <w:i w:val="0"/>
+                <w:sz w:val="14"/>
+              </w:rPr>
+              <w:t>09</w:t>
+            </w:r>
+          </w:p>
+        </w:tc>
+        <w:tc>
+          <w:tcPr>
+            <w:tcW w:type="dxa" w:w="1701"/>
+            <w:shd w:val="clear" w:color="auto" w:fill="F3F4F6"/>
+          </w:tcPr>
+          <w:p>
+            <w:pPr>
+              <w:spacing w:after="0"/>
+            </w:pPr>
+            <w:r/>
+            <w:r>
+              <w:rPr>
+                <w:rFonts w:ascii="JetBrains Mono" w:hAnsi="JetBrains Mono" w:eastAsia="JetBrains Mono"/>
+                <w:b w:val="0"/>
+                <w:i w:val="0"/>
+                <w:sz w:val="11"/>
+              </w:rPr>
+              <w:t>outputs/summary.json</w:t>
+            </w:r>
+          </w:p>
+        </w:tc>
+        <w:tc>
+          <w:tcPr>
+            <w:tcW w:type="dxa" w:w="1644"/>
+            <w:shd w:val="clear" w:color="auto" w:fill="F3F4F6"/>
+          </w:tcPr>
+          <w:p>
+            <w:pPr>
+              <w:spacing w:after="0"/>
+            </w:pPr>
+            <w:r/>
+            <w:r>
+              <w:rPr>
+                <w:b w:val="0"/>
+                <w:i w:val="0"/>
+                <w:sz w:val="14"/>
+              </w:rPr>
+              <w:t>len(arms.treatment)</w:t>
+            </w:r>
+          </w:p>
+        </w:tc>
+        <w:tc>
+          <w:tcPr>
+            <w:tcW w:type="dxa" w:w="1644"/>
+            <w:shd w:val="clear" w:color="auto" w:fill="F3F4F6"/>
+          </w:tcPr>
+          <w:p>
+            <w:pPr>
+              <w:spacing w:after="0"/>
+            </w:pPr>
+            <w:r/>
+            <w:r>
+              <w:rPr>
+                <w:b w:val="0"/>
+                <w:i w:val="0"/>
+                <w:sz w:val="14"/>
+              </w:rPr>
+              <w:t>-</w:t>
+            </w:r>
+          </w:p>
+        </w:tc>
+        <w:tc>
+          <w:tcPr>
+            <w:tcW w:type="dxa" w:w="850"/>
+            <w:shd w:val="clear" w:color="auto" w:fill="F3F4F6"/>
+          </w:tcPr>
+          <w:p>
+            <w:pPr>
+              <w:spacing w:after="0"/>
+            </w:pPr>
+            <w:r/>
+            <w:r>
+              <w:rPr>
+                <w:b w:val="0"/>
+                <w:i w:val="0"/>
+                <w:sz w:val="14"/>
+              </w:rPr>
+              <w:t>direct</w:t>
+            </w:r>
+          </w:p>
+        </w:tc>
+        <w:tc>
+          <w:tcPr>
+            <w:tcW w:type="dxa" w:w="1361"/>
+            <w:shd w:val="clear" w:color="auto" w:fill="F3F4F6"/>
+          </w:tcPr>
+          <w:p>
+            <w:pPr>
+              <w:spacing w:after="0"/>
+            </w:pPr>
+            <w:r/>
+            <w:r>
+              <w:rPr>
+                <w:b w:val="0"/>
+                <w:i w:val="0"/>
+                <w:sz w:val="14"/>
+              </w:rPr>
+              <w:t>✓ verified</w:t>
+            </w:r>
+          </w:p>
+        </w:tc>
+      </w:tr>
+      <w:tr>
+        <w:tc>
+          <w:tcPr>
+            <w:tcW w:type="dxa" w:w="567"/>
+          </w:tcPr>
+          <w:p>
+            <w:pPr>
+              <w:spacing w:after="0"/>
+            </w:pPr>
+            <w:r/>
+            <w:r>
+              <w:rPr>
+                <w:rFonts w:ascii="JetBrains Mono" w:hAnsi="JetBrains Mono" w:eastAsia="JetBrains Mono"/>
+                <w:b w:val="0"/>
+                <w:i w:val="0"/>
+                <w:sz w:val="11"/>
+              </w:rPr>
+              <w:t>F-69</w:t>
+            </w:r>
+          </w:p>
+        </w:tc>
+        <w:tc>
+          <w:tcPr>
+            <w:tcW w:type="dxa" w:w="1474"/>
+          </w:tcPr>
+          <w:p>
+            <w:pPr>
+              <w:spacing w:after="0"/>
+            </w:pPr>
+            <w:r/>
+            <w:r>
+              <w:rPr>
+                <w:b w:val="0"/>
+                <w:i w:val="0"/>
+                <w:sz w:val="14"/>
+              </w:rPr>
+              <w:t>NEXT · Let the roster shrink with the new dispatch: the fewest riders that still keep orders on time.</w:t>
+            </w:r>
+          </w:p>
+        </w:tc>
+        <w:tc>
+          <w:tcPr>
+            <w:tcW w:type="dxa" w:w="624"/>
+          </w:tcPr>
+          <w:p>
+            <w:pPr>
+              <w:spacing w:after="0"/>
+            </w:pPr>
+            <w:r/>
+            <w:r>
+              <w:rPr>
+                <w:b w:val="0"/>
+                <w:i w:val="0"/>
+                <w:sz w:val="14"/>
+              </w:rPr>
+              <w:t>09</w:t>
+            </w:r>
+          </w:p>
+        </w:tc>
+        <w:tc>
+          <w:tcPr>
+            <w:tcW w:type="dxa" w:w="1701"/>
+          </w:tcPr>
+          <w:p>
+            <w:pPr>
+              <w:spacing w:after="0"/>
+            </w:pPr>
+            <w:r/>
+            <w:r>
+              <w:rPr>
+                <w:rFonts w:ascii="JetBrains Mono" w:hAnsi="JetBrains Mono" w:eastAsia="JetBrains Mono"/>
+                <w:b w:val="0"/>
+                <w:i w:val="0"/>
+                <w:sz w:val="11"/>
+              </w:rPr>
+              <w:t>README 'Insights and learning' (last paragraph) and 'Known limitations' (the biggest gap: the roster is fixed)</w:t>
+            </w:r>
+          </w:p>
+        </w:tc>
+        <w:tc>
+          <w:tcPr>
+            <w:tcW w:type="dxa" w:w="1644"/>
+          </w:tcPr>
+          <w:p>
+            <w:pPr>
+              <w:spacing w:after="0"/>
+            </w:pPr>
+            <w:r/>
+            <w:r>
+              <w:rPr>
+                <w:b w:val="0"/>
+                <w:i w:val="0"/>
+                <w:sz w:val="14"/>
+              </w:rPr>
+              <w:t>README text</w:t>
+            </w:r>
+          </w:p>
+        </w:tc>
+        <w:tc>
+          <w:tcPr>
+            <w:tcW w:type="dxa" w:w="1644"/>
+          </w:tcPr>
+          <w:p>
+            <w:pPr>
+              <w:spacing w:after="0"/>
+            </w:pPr>
+            <w:r/>
+            <w:r>
+              <w:rPr>
+                <w:b w:val="0"/>
+                <w:i w:val="0"/>
+                <w:sz w:val="14"/>
+              </w:rPr>
+              <w:t>-</w:t>
+            </w:r>
+          </w:p>
+        </w:tc>
+        <w:tc>
+          <w:tcPr>
+            <w:tcW w:type="dxa" w:w="850"/>
+          </w:tcPr>
+          <w:p>
+            <w:pPr>
+              <w:spacing w:after="0"/>
+            </w:pPr>
+            <w:r/>
+            <w:r>
+              <w:rPr>
+                <w:b w:val="0"/>
+                <w:i w:val="0"/>
+                <w:sz w:val="14"/>
+              </w:rPr>
+              <w:t>direct</w:t>
             </w:r>
           </w:p>
         </w:tc>
@@ -10500,7 +11780,7 @@
         <w:pStyle w:val="Heading2"/>
       </w:pPr>
       <w:r>
-        <w:t>2. Automated check run (2026-10-14 14:19)</w:t>
+        <w:t>2. Automated check run (2026-10-14 18:37)</w:t>
       </w:r>
     </w:p>
     <w:tbl>
@@ -15272,6 +16552,670 @@
                 <w:sz w:val="12"/>
               </w:rPr>
               <w:t>F-57</w:t>
+            </w:r>
+          </w:p>
+        </w:tc>
+        <w:tc>
+          <w:tcPr>
+            <w:tcW w:type="dxa" w:w="3628"/>
+          </w:tcPr>
+          <w:p>
+            <w:pPr>
+              <w:spacing w:after="0"/>
+            </w:pPr>
+            <w:r/>
+            <w:r>
+              <w:rPr>
+                <w:rFonts w:ascii="JetBrains Mono" w:hAnsi="JetBrains Mono" w:eastAsia="JetBrains Mono"/>
+                <w:b w:val="0"/>
+                <w:i w:val="0"/>
+                <w:sz w:val="12"/>
+              </w:rPr>
+              <w:t>true</w:t>
+            </w:r>
+          </w:p>
+        </w:tc>
+        <w:tc>
+          <w:tcPr>
+            <w:tcW w:type="dxa" w:w="3628"/>
+          </w:tcPr>
+          <w:p>
+            <w:pPr>
+              <w:spacing w:after="0"/>
+            </w:pPr>
+            <w:r/>
+            <w:r>
+              <w:rPr>
+                <w:rFonts w:ascii="JetBrains Mono" w:hAnsi="JetBrains Mono" w:eastAsia="JetBrains Mono"/>
+                <w:b w:val="0"/>
+                <w:i w:val="0"/>
+                <w:sz w:val="12"/>
+              </w:rPr>
+              <w:t>true</w:t>
+            </w:r>
+          </w:p>
+        </w:tc>
+        <w:tc>
+          <w:tcPr>
+            <w:tcW w:type="dxa" w:w="1814"/>
+          </w:tcPr>
+          <w:p>
+            <w:pPr>
+              <w:spacing w:after="0"/>
+            </w:pPr>
+            <w:r/>
+            <w:r>
+              <w:rPr>
+                <w:b w:val="0"/>
+                <w:i w:val="0"/>
+                <w:sz w:val="15"/>
+              </w:rPr>
+              <w:t>✓ pass</w:t>
+            </w:r>
+          </w:p>
+        </w:tc>
+      </w:tr>
+      <w:tr>
+        <w:tc>
+          <w:tcPr>
+            <w:tcW w:type="dxa" w:w="794"/>
+            <w:shd w:val="clear" w:color="auto" w:fill="F3F4F6"/>
+          </w:tcPr>
+          <w:p>
+            <w:pPr>
+              <w:spacing w:after="0"/>
+            </w:pPr>
+            <w:r/>
+            <w:r>
+              <w:rPr>
+                <w:rFonts w:ascii="JetBrains Mono" w:hAnsi="JetBrains Mono" w:eastAsia="JetBrains Mono"/>
+                <w:b w:val="0"/>
+                <w:i w:val="0"/>
+                <w:sz w:val="12"/>
+              </w:rPr>
+              <w:t>F-62</w:t>
+            </w:r>
+          </w:p>
+        </w:tc>
+        <w:tc>
+          <w:tcPr>
+            <w:tcW w:type="dxa" w:w="3628"/>
+            <w:shd w:val="clear" w:color="auto" w:fill="F3F4F6"/>
+          </w:tcPr>
+          <w:p>
+            <w:pPr>
+              <w:spacing w:after="0"/>
+            </w:pPr>
+            <w:r/>
+            <w:r>
+              <w:rPr>
+                <w:rFonts w:ascii="JetBrains Mono" w:hAnsi="JetBrains Mono" w:eastAsia="JetBrains Mono"/>
+                <w:b w:val="0"/>
+                <w:i w:val="0"/>
+                <w:sz w:val="12"/>
+              </w:rPr>
+              <w:t>-0.017</w:t>
+            </w:r>
+          </w:p>
+        </w:tc>
+        <w:tc>
+          <w:tcPr>
+            <w:tcW w:type="dxa" w:w="3628"/>
+            <w:shd w:val="clear" w:color="auto" w:fill="F3F4F6"/>
+          </w:tcPr>
+          <w:p>
+            <w:pPr>
+              <w:spacing w:after="0"/>
+            </w:pPr>
+            <w:r/>
+            <w:r>
+              <w:rPr>
+                <w:rFonts w:ascii="JetBrains Mono" w:hAnsi="JetBrains Mono" w:eastAsia="JetBrains Mono"/>
+                <w:b w:val="0"/>
+                <w:i w:val="0"/>
+                <w:sz w:val="12"/>
+              </w:rPr>
+              <w:t>-0.017</w:t>
+            </w:r>
+          </w:p>
+        </w:tc>
+        <w:tc>
+          <w:tcPr>
+            <w:tcW w:type="dxa" w:w="1814"/>
+            <w:shd w:val="clear" w:color="auto" w:fill="F3F4F6"/>
+          </w:tcPr>
+          <w:p>
+            <w:pPr>
+              <w:spacing w:after="0"/>
+            </w:pPr>
+            <w:r/>
+            <w:r>
+              <w:rPr>
+                <w:b w:val="0"/>
+                <w:i w:val="0"/>
+                <w:sz w:val="15"/>
+              </w:rPr>
+              <w:t>✓ pass</w:t>
+            </w:r>
+          </w:p>
+        </w:tc>
+      </w:tr>
+      <w:tr>
+        <w:tc>
+          <w:tcPr>
+            <w:tcW w:type="dxa" w:w="794"/>
+          </w:tcPr>
+          <w:p>
+            <w:pPr>
+              <w:spacing w:after="0"/>
+            </w:pPr>
+            <w:r/>
+            <w:r>
+              <w:rPr>
+                <w:rFonts w:ascii="JetBrains Mono" w:hAnsi="JetBrains Mono" w:eastAsia="JetBrains Mono"/>
+                <w:b w:val="0"/>
+                <w:i w:val="0"/>
+                <w:sz w:val="12"/>
+              </w:rPr>
+              <w:t>F-63</w:t>
+            </w:r>
+          </w:p>
+        </w:tc>
+        <w:tc>
+          <w:tcPr>
+            <w:tcW w:type="dxa" w:w="3628"/>
+          </w:tcPr>
+          <w:p>
+            <w:pPr>
+              <w:spacing w:after="0"/>
+            </w:pPr>
+            <w:r/>
+            <w:r>
+              <w:rPr>
+                <w:rFonts w:ascii="JetBrains Mono" w:hAnsi="JetBrains Mono" w:eastAsia="JetBrains Mono"/>
+                <w:b w:val="0"/>
+                <w:i w:val="0"/>
+                <w:sz w:val="12"/>
+              </w:rPr>
+              <w:t>-0.026</w:t>
+            </w:r>
+          </w:p>
+        </w:tc>
+        <w:tc>
+          <w:tcPr>
+            <w:tcW w:type="dxa" w:w="3628"/>
+          </w:tcPr>
+          <w:p>
+            <w:pPr>
+              <w:spacing w:after="0"/>
+            </w:pPr>
+            <w:r/>
+            <w:r>
+              <w:rPr>
+                <w:rFonts w:ascii="JetBrains Mono" w:hAnsi="JetBrains Mono" w:eastAsia="JetBrains Mono"/>
+                <w:b w:val="0"/>
+                <w:i w:val="0"/>
+                <w:sz w:val="12"/>
+              </w:rPr>
+              <w:t>-0.026</w:t>
+            </w:r>
+          </w:p>
+        </w:tc>
+        <w:tc>
+          <w:tcPr>
+            <w:tcW w:type="dxa" w:w="1814"/>
+          </w:tcPr>
+          <w:p>
+            <w:pPr>
+              <w:spacing w:after="0"/>
+            </w:pPr>
+            <w:r/>
+            <w:r>
+              <w:rPr>
+                <w:b w:val="0"/>
+                <w:i w:val="0"/>
+                <w:sz w:val="15"/>
+              </w:rPr>
+              <w:t>✓ pass</w:t>
+            </w:r>
+          </w:p>
+        </w:tc>
+      </w:tr>
+      <w:tr>
+        <w:tc>
+          <w:tcPr>
+            <w:tcW w:type="dxa" w:w="794"/>
+            <w:shd w:val="clear" w:color="auto" w:fill="F3F4F6"/>
+          </w:tcPr>
+          <w:p>
+            <w:pPr>
+              <w:spacing w:after="0"/>
+            </w:pPr>
+            <w:r/>
+            <w:r>
+              <w:rPr>
+                <w:rFonts w:ascii="JetBrains Mono" w:hAnsi="JetBrains Mono" w:eastAsia="JetBrains Mono"/>
+                <w:b w:val="0"/>
+                <w:i w:val="0"/>
+                <w:sz w:val="12"/>
+              </w:rPr>
+              <w:t>F-64</w:t>
+            </w:r>
+          </w:p>
+        </w:tc>
+        <w:tc>
+          <w:tcPr>
+            <w:tcW w:type="dxa" w:w="3628"/>
+            <w:shd w:val="clear" w:color="auto" w:fill="F3F4F6"/>
+          </w:tcPr>
+          <w:p>
+            <w:pPr>
+              <w:spacing w:after="0"/>
+            </w:pPr>
+            <w:r/>
+            <w:r>
+              <w:rPr>
+                <w:rFonts w:ascii="JetBrains Mono" w:hAnsi="JetBrains Mono" w:eastAsia="JetBrains Mono"/>
+                <w:b w:val="0"/>
+                <w:i w:val="0"/>
+                <w:sz w:val="12"/>
+              </w:rPr>
+              <w:t>2 / 5</w:t>
+            </w:r>
+          </w:p>
+        </w:tc>
+        <w:tc>
+          <w:tcPr>
+            <w:tcW w:type="dxa" w:w="3628"/>
+            <w:shd w:val="clear" w:color="auto" w:fill="F3F4F6"/>
+          </w:tcPr>
+          <w:p>
+            <w:pPr>
+              <w:spacing w:after="0"/>
+            </w:pPr>
+            <w:r/>
+            <w:r>
+              <w:rPr>
+                <w:rFonts w:ascii="JetBrains Mono" w:hAnsi="JetBrains Mono" w:eastAsia="JetBrains Mono"/>
+                <w:b w:val="0"/>
+                <w:i w:val="0"/>
+                <w:sz w:val="12"/>
+              </w:rPr>
+              <w:t>2 / 5</w:t>
+            </w:r>
+          </w:p>
+        </w:tc>
+        <w:tc>
+          <w:tcPr>
+            <w:tcW w:type="dxa" w:w="1814"/>
+            <w:shd w:val="clear" w:color="auto" w:fill="F3F4F6"/>
+          </w:tcPr>
+          <w:p>
+            <w:pPr>
+              <w:spacing w:after="0"/>
+            </w:pPr>
+            <w:r/>
+            <w:r>
+              <w:rPr>
+                <w:b w:val="0"/>
+                <w:i w:val="0"/>
+                <w:sz w:val="15"/>
+              </w:rPr>
+              <w:t>✓ pass</w:t>
+            </w:r>
+          </w:p>
+        </w:tc>
+      </w:tr>
+      <w:tr>
+        <w:tc>
+          <w:tcPr>
+            <w:tcW w:type="dxa" w:w="794"/>
+          </w:tcPr>
+          <w:p>
+            <w:pPr>
+              <w:spacing w:after="0"/>
+            </w:pPr>
+            <w:r/>
+            <w:r>
+              <w:rPr>
+                <w:rFonts w:ascii="JetBrains Mono" w:hAnsi="JetBrains Mono" w:eastAsia="JetBrains Mono"/>
+                <w:b w:val="0"/>
+                <w:i w:val="0"/>
+                <w:sz w:val="12"/>
+              </w:rPr>
+              <w:t>F-65</w:t>
+            </w:r>
+          </w:p>
+        </w:tc>
+        <w:tc>
+          <w:tcPr>
+            <w:tcW w:type="dxa" w:w="3628"/>
+          </w:tcPr>
+          <w:p>
+            <w:pPr>
+              <w:spacing w:after="0"/>
+            </w:pPr>
+            <w:r/>
+            <w:r>
+              <w:rPr>
+                <w:rFonts w:ascii="JetBrains Mono" w:hAnsi="JetBrains Mono" w:eastAsia="JetBrains Mono"/>
+                <w:b w:val="0"/>
+                <w:i w:val="0"/>
+                <w:sz w:val="12"/>
+              </w:rPr>
+              <w:t>true</w:t>
+            </w:r>
+          </w:p>
+        </w:tc>
+        <w:tc>
+          <w:tcPr>
+            <w:tcW w:type="dxa" w:w="3628"/>
+          </w:tcPr>
+          <w:p>
+            <w:pPr>
+              <w:spacing w:after="0"/>
+            </w:pPr>
+            <w:r/>
+            <w:r>
+              <w:rPr>
+                <w:rFonts w:ascii="JetBrains Mono" w:hAnsi="JetBrains Mono" w:eastAsia="JetBrains Mono"/>
+                <w:b w:val="0"/>
+                <w:i w:val="0"/>
+                <w:sz w:val="12"/>
+              </w:rPr>
+              <w:t>true</w:t>
+            </w:r>
+          </w:p>
+        </w:tc>
+        <w:tc>
+          <w:tcPr>
+            <w:tcW w:type="dxa" w:w="1814"/>
+          </w:tcPr>
+          <w:p>
+            <w:pPr>
+              <w:spacing w:after="0"/>
+            </w:pPr>
+            <w:r/>
+            <w:r>
+              <w:rPr>
+                <w:b w:val="0"/>
+                <w:i w:val="0"/>
+                <w:sz w:val="15"/>
+              </w:rPr>
+              <w:t>✓ pass</w:t>
+            </w:r>
+          </w:p>
+        </w:tc>
+      </w:tr>
+      <w:tr>
+        <w:tc>
+          <w:tcPr>
+            <w:tcW w:type="dxa" w:w="794"/>
+            <w:shd w:val="clear" w:color="auto" w:fill="F3F4F6"/>
+          </w:tcPr>
+          <w:p>
+            <w:pPr>
+              <w:spacing w:after="0"/>
+            </w:pPr>
+            <w:r/>
+            <w:r>
+              <w:rPr>
+                <w:rFonts w:ascii="JetBrains Mono" w:hAnsi="JetBrains Mono" w:eastAsia="JetBrains Mono"/>
+                <w:b w:val="0"/>
+                <w:i w:val="0"/>
+                <w:sz w:val="12"/>
+              </w:rPr>
+              <w:t>F-66</w:t>
+            </w:r>
+          </w:p>
+        </w:tc>
+        <w:tc>
+          <w:tcPr>
+            <w:tcW w:type="dxa" w:w="3628"/>
+            <w:shd w:val="clear" w:color="auto" w:fill="F3F4F6"/>
+          </w:tcPr>
+          <w:p>
+            <w:pPr>
+              <w:spacing w:after="0"/>
+            </w:pPr>
+            <w:r/>
+            <w:r>
+              <w:rPr>
+                <w:rFonts w:ascii="JetBrains Mono" w:hAnsi="JetBrains Mono" w:eastAsia="JetBrains Mono"/>
+                <w:b w:val="0"/>
+                <w:i w:val="0"/>
+                <w:sz w:val="12"/>
+              </w:rPr>
+              <w:t>97-99% · 2-7%</w:t>
+            </w:r>
+          </w:p>
+        </w:tc>
+        <w:tc>
+          <w:tcPr>
+            <w:tcW w:type="dxa" w:w="3628"/>
+            <w:shd w:val="clear" w:color="auto" w:fill="F3F4F6"/>
+          </w:tcPr>
+          <w:p>
+            <w:pPr>
+              <w:spacing w:after="0"/>
+            </w:pPr>
+            <w:r/>
+            <w:r>
+              <w:rPr>
+                <w:rFonts w:ascii="JetBrains Mono" w:hAnsi="JetBrains Mono" w:eastAsia="JetBrains Mono"/>
+                <w:b w:val="0"/>
+                <w:i w:val="0"/>
+                <w:sz w:val="12"/>
+              </w:rPr>
+              <w:t>97-99% · 2-7%</w:t>
+            </w:r>
+          </w:p>
+        </w:tc>
+        <w:tc>
+          <w:tcPr>
+            <w:tcW w:type="dxa" w:w="1814"/>
+            <w:shd w:val="clear" w:color="auto" w:fill="F3F4F6"/>
+          </w:tcPr>
+          <w:p>
+            <w:pPr>
+              <w:spacing w:after="0"/>
+            </w:pPr>
+            <w:r/>
+            <w:r>
+              <w:rPr>
+                <w:b w:val="0"/>
+                <w:i w:val="0"/>
+                <w:sz w:val="15"/>
+              </w:rPr>
+              <w:t>✓ pass</w:t>
+            </w:r>
+          </w:p>
+        </w:tc>
+      </w:tr>
+      <w:tr>
+        <w:tc>
+          <w:tcPr>
+            <w:tcW w:type="dxa" w:w="794"/>
+          </w:tcPr>
+          <w:p>
+            <w:pPr>
+              <w:spacing w:after="0"/>
+            </w:pPr>
+            <w:r/>
+            <w:r>
+              <w:rPr>
+                <w:rFonts w:ascii="JetBrains Mono" w:hAnsi="JetBrains Mono" w:eastAsia="JetBrains Mono"/>
+                <w:b w:val="0"/>
+                <w:i w:val="0"/>
+                <w:sz w:val="12"/>
+              </w:rPr>
+              <w:t>F-67</w:t>
+            </w:r>
+          </w:p>
+        </w:tc>
+        <w:tc>
+          <w:tcPr>
+            <w:tcW w:type="dxa" w:w="3628"/>
+          </w:tcPr>
+          <w:p>
+            <w:pPr>
+              <w:spacing w:after="0"/>
+            </w:pPr>
+            <w:r/>
+            <w:r>
+              <w:rPr>
+                <w:rFonts w:ascii="JetBrains Mono" w:hAnsi="JetBrains Mono" w:eastAsia="JetBrains Mono"/>
+                <w:b w:val="0"/>
+                <w:i w:val="0"/>
+                <w:sz w:val="12"/>
+              </w:rPr>
+              <w:t>true</w:t>
+            </w:r>
+          </w:p>
+        </w:tc>
+        <w:tc>
+          <w:tcPr>
+            <w:tcW w:type="dxa" w:w="3628"/>
+          </w:tcPr>
+          <w:p>
+            <w:pPr>
+              <w:spacing w:after="0"/>
+            </w:pPr>
+            <w:r/>
+            <w:r>
+              <w:rPr>
+                <w:rFonts w:ascii="JetBrains Mono" w:hAnsi="JetBrains Mono" w:eastAsia="JetBrains Mono"/>
+                <w:b w:val="0"/>
+                <w:i w:val="0"/>
+                <w:sz w:val="12"/>
+              </w:rPr>
+              <w:t>true</w:t>
+            </w:r>
+          </w:p>
+        </w:tc>
+        <w:tc>
+          <w:tcPr>
+            <w:tcW w:type="dxa" w:w="1814"/>
+          </w:tcPr>
+          <w:p>
+            <w:pPr>
+              <w:spacing w:after="0"/>
+            </w:pPr>
+            <w:r/>
+            <w:r>
+              <w:rPr>
+                <w:b w:val="0"/>
+                <w:i w:val="0"/>
+                <w:sz w:val="15"/>
+              </w:rPr>
+              <w:t>✓ pass</w:t>
+            </w:r>
+          </w:p>
+        </w:tc>
+      </w:tr>
+      <w:tr>
+        <w:tc>
+          <w:tcPr>
+            <w:tcW w:type="dxa" w:w="794"/>
+            <w:shd w:val="clear" w:color="auto" w:fill="F3F4F6"/>
+          </w:tcPr>
+          <w:p>
+            <w:pPr>
+              <w:spacing w:after="0"/>
+            </w:pPr>
+            <w:r/>
+            <w:r>
+              <w:rPr>
+                <w:rFonts w:ascii="JetBrains Mono" w:hAnsi="JetBrains Mono" w:eastAsia="JetBrains Mono"/>
+                <w:b w:val="0"/>
+                <w:i w:val="0"/>
+                <w:sz w:val="12"/>
+              </w:rPr>
+              <w:t>F-68</w:t>
+            </w:r>
+          </w:p>
+        </w:tc>
+        <w:tc>
+          <w:tcPr>
+            <w:tcW w:type="dxa" w:w="3628"/>
+            <w:shd w:val="clear" w:color="auto" w:fill="F3F4F6"/>
+          </w:tcPr>
+          <w:p>
+            <w:pPr>
+              <w:spacing w:after="0"/>
+            </w:pPr>
+            <w:r/>
+            <w:r>
+              <w:rPr>
+                <w:rFonts w:ascii="JetBrains Mono" w:hAnsi="JetBrains Mono" w:eastAsia="JetBrains Mono"/>
+                <w:b w:val="0"/>
+                <w:i w:val="0"/>
+                <w:sz w:val="12"/>
+              </w:rPr>
+              <w:t>13</w:t>
+            </w:r>
+          </w:p>
+        </w:tc>
+        <w:tc>
+          <w:tcPr>
+            <w:tcW w:type="dxa" w:w="3628"/>
+            <w:shd w:val="clear" w:color="auto" w:fill="F3F4F6"/>
+          </w:tcPr>
+          <w:p>
+            <w:pPr>
+              <w:spacing w:after="0"/>
+            </w:pPr>
+            <w:r/>
+            <w:r>
+              <w:rPr>
+                <w:rFonts w:ascii="JetBrains Mono" w:hAnsi="JetBrains Mono" w:eastAsia="JetBrains Mono"/>
+                <w:b w:val="0"/>
+                <w:i w:val="0"/>
+                <w:sz w:val="12"/>
+              </w:rPr>
+              <w:t>13</w:t>
+            </w:r>
+          </w:p>
+        </w:tc>
+        <w:tc>
+          <w:tcPr>
+            <w:tcW w:type="dxa" w:w="1814"/>
+            <w:shd w:val="clear" w:color="auto" w:fill="F3F4F6"/>
+          </w:tcPr>
+          <w:p>
+            <w:pPr>
+              <w:spacing w:after="0"/>
+            </w:pPr>
+            <w:r/>
+            <w:r>
+              <w:rPr>
+                <w:b w:val="0"/>
+                <w:i w:val="0"/>
+                <w:sz w:val="15"/>
+              </w:rPr>
+              <w:t>✓ pass</w:t>
+            </w:r>
+          </w:p>
+        </w:tc>
+      </w:tr>
+      <w:tr>
+        <w:tc>
+          <w:tcPr>
+            <w:tcW w:type="dxa" w:w="794"/>
+          </w:tcPr>
+          <w:p>
+            <w:pPr>
+              <w:spacing w:after="0"/>
+            </w:pPr>
+            <w:r/>
+            <w:r>
+              <w:rPr>
+                <w:rFonts w:ascii="JetBrains Mono" w:hAnsi="JetBrains Mono" w:eastAsia="JetBrains Mono"/>
+                <w:b w:val="0"/>
+                <w:i w:val="0"/>
+                <w:sz w:val="12"/>
+              </w:rPr>
+              <w:t>F-69</w:t>
             </w:r>
           </w:p>
         </w:tc>
@@ -15984,7 +17928,7 @@
                 <w:i w:val="0"/>
                 <w:sz w:val="15"/>
               </w:rPr>
-              <w:t>F-04, F-33, F-34, F-35, F-36, F-37, F-44, F-45, F-53, F-54, F-55, F-56</w:t>
+              <w:t>F-04, F-33, F-34, F-35, F-36, F-37, F-44, F-45, F-53, F-54, F-55, F-56, F-62, F-63, F-69</w:t>
             </w:r>
           </w:p>
         </w:tc>
@@ -16693,7 +18637,7 @@
                 <w:i w:val="0"/>
                 <w:sz w:val="15"/>
               </w:rPr>
-              <w:t>F-27, F-44, F-45, F-46, F-47, F-48, F-49, F-50, F-52, F-53, F-54, F-55, F-56, F-57</w:t>
+              <w:t>F-27, F-44, F-45, F-46, F-47, F-48, F-49, F-50, F-52, F-53, F-54, F-55, F-56, F-57, F-62, F-63, F-64, F-65, F-66, F-67, F-68</w:t>
             </w:r>
           </w:p>
         </w:tc>
@@ -16816,7 +18760,7 @@
                 <w:i w:val="0"/>
                 <w:sz w:val="15"/>
               </w:rPr>
-              <w:t>slides 02, 03, 05, 06, 07</w:t>
+              <w:t>slides 02, 03, 05, 06, 07, 08, 09</w:t>
             </w:r>
           </w:p>
         </w:tc>
@@ -16999,7 +18943,7 @@
                 <w:i w:val="0"/>
                 <w:sz w:val="15"/>
               </w:rPr>
-              <w:t>F-16, F-17, F-23, F-32, F-34, F-35, F-36, F-37, F-44, F-45, F-46, F-47, F-48, F-49, F-50, F-53, F-54, F-55, F-59</w:t>
+              <w:t>F-16, F-17, F-23, F-32, F-34, F-35, F-36, F-37, F-44, F-45, F-46, F-47, F-48, F-49, F-50, F-53, F-54, F-55, F-59, F-62, F-63, F-66</w:t>
             </w:r>
           </w:p>
         </w:tc>
@@ -17250,6 +19194,21 @@
           <w:sz w:val="18"/>
         </w:rPr>
         <w:t>Every few minutes, a hub decides who carries what.</w:t>
+      </w:r>
+    </w:p>
+    <w:p>
+      <w:pPr>
+        <w:spacing w:after="20"/>
+        <w:ind w:left="283"/>
+      </w:pPr>
+      <w:r>
+        <w:rPr>
+          <w:b w:val="0"/>
+          <w:i w:val="0"/>
+          <w:color w:val="4B5563"/>
+          <w:sz w:val="18"/>
+        </w:rPr>
+        <w:t>Who sends riders out from a local hub, and the four problems they run into every day.</w:t>
       </w:r>
     </w:p>
     <w:p>
@@ -17863,6 +19822,21 @@
           <w:color w:val="4B5563"/>
           <w:sz w:val="18"/>
         </w:rPr>
+        <w:t>The project in one line: a city's delivery hubs, its riders and a 30-minute promise.</w:t>
+      </w:r>
+    </w:p>
+    <w:p>
+      <w:pPr>
+        <w:spacing w:after="20"/>
+        <w:ind w:left="283"/>
+      </w:pPr>
+      <w:r>
+        <w:rPr>
+          <w:b w:val="0"/>
+          <w:i w:val="0"/>
+          <w:color w:val="4B5563"/>
+          <w:sz w:val="18"/>
+        </w:rPr>
         <w:t>26 hubs, 473 riders. 477,868 orders in 6 weeks. 30 minutes to each door.</w:t>
       </w:r>
     </w:p>
@@ -17878,7 +19852,22 @@
           <w:color w:val="4B5563"/>
           <w:sz w:val="18"/>
         </w:rPr>
-        <w:t>a wave every 2 min · Ramadan · weekends · rain · 36 riders sometimes skip doors</w:t>
+        <w:t>riders sent out every 2 min · Ramadan · weekends · rain · 36 riders sometimes skip doors</w:t>
+      </w:r>
+    </w:p>
+    <w:p>
+      <w:pPr>
+        <w:spacing w:after="20"/>
+        <w:ind w:left="283"/>
+      </w:pPr>
+      <w:r>
+        <w:rPr>
+          <w:b w:val="0"/>
+          <w:i w:val="0"/>
+          <w:color w:val="4B5563"/>
+          <w:sz w:val="18"/>
+        </w:rPr>
+        <w:t>Skip doors = mark "customer not home" without reaching the door. Every order is simulated from a seeded generator.</w:t>
       </w:r>
     </w:p>
     <w:p>
@@ -18601,7 +20590,7 @@
                 <w:i w:val="0"/>
                 <w:sz w:val="15"/>
               </w:rPr>
-              <w:t>a wave every 2 min / EVERY 2 MINUTES / dispatch wave 2 min</w:t>
+              <w:t>riders sent out every 2 min / EVERY 2 MINUTES / dispatch wave 2 min</w:t>
             </w:r>
           </w:p>
         </w:tc>
@@ -19181,6 +21170,21 @@
           <w:color w:val="4B5563"/>
           <w:sz w:val="18"/>
         </w:rPr>
+        <w:t>Read left to right: every 2 minutes orders are grouped and handed to riders; half the hubs then test it for 4 weeks.</w:t>
+      </w:r>
+    </w:p>
+    <w:p>
+      <w:pPr>
+        <w:spacing w:after="20"/>
+        <w:ind w:left="283"/>
+      </w:pPr>
+      <w:r>
+        <w:rPr>
+          <w:b w:val="0"/>
+          <w:i w:val="0"/>
+          <w:color w:val="4B5563"/>
+          <w:sz w:val="18"/>
+        </w:rPr>
         <w:t>ORDERS picked, waiting at the hub → [EVERY 2 MINUTES: BAG close drops ride together → MATCH best rider for each bag] → DOOR CHECK was the rider really there? → [4 WEEKS: A/B TEST half the hubs try it first] → VERDICT ✓ cheaper orders ✓ fewer cancels ✓ fewer fake marks</w:t>
       </w:r>
     </w:p>
@@ -19372,7 +21376,7 @@
                 <w:i w:val="0"/>
                 <w:sz w:val="15"/>
               </w:rPr>
-              <w:t>a wave every 2 min / EVERY 2 MINUTES / dispatch wave 2 min</w:t>
+              <w:t>riders sent out every 2 min / EVERY 2 MINUTES / dispatch wave 2 min</w:t>
             </w:r>
           </w:p>
         </w:tc>
@@ -19591,7 +21595,7 @@
                 <w:i w:val="0"/>
                 <w:sz w:val="15"/>
               </w:rPr>
-              <w:t>4 WEEKS</w:t>
+              <w:t>4 WEEKS / over 4 weeks / 4 weeks</w:t>
             </w:r>
           </w:p>
         </w:tc>
@@ -19954,6 +21958,21 @@
           <w:color w:val="4B5563"/>
           <w:sz w:val="18"/>
         </w:rPr>
+        <w:t>Bagging = one rider carries up to three nearby orders. Fewer trips for the same orders is better.</w:t>
+      </w:r>
+    </w:p>
+    <w:p>
+      <w:pPr>
+        <w:spacing w:after="20"/>
+        <w:ind w:left="283"/>
+      </w:pPr>
+      <w:r>
+        <w:rPr>
+          <w:b w:val="0"/>
+          <w:i w:val="0"/>
+          <w:color w:val="4B5563"/>
+          <w:sz w:val="18"/>
+        </w:rPr>
         <w:t>The oldest waiting order starts a bag — so no customer is left at the back of the queue</w:t>
       </w:r>
     </w:p>
@@ -20014,7 +22033,7 @@
           <w:color w:val="4B5563"/>
           <w:sz w:val="18"/>
         </w:rPr>
-        <w:t>Ablation, all hubs: bagging alone cuts cost per delivered order from 9.71 to 8.95 AED.</w:t>
+        <w:t>Bagging switched on alone, all hubs: cost per delivered order falls from 9.71 to 8.95 AED.</w:t>
       </w:r>
     </w:p>
     <w:p>
@@ -20699,7 +22718,22 @@
           <w:color w:val="4B5563"/>
           <w:sz w:val="18"/>
         </w:rPr>
-        <w:t>Legend: data · simulator · dispatch · door check · evaluation · per wave (solid) · batch (dashed) · fallback (dotted)</w:t>
+        <w:t>Each box is a file in the repo. Top: the loop that runs every 2 minutes in each hub. Bottom: the scoring, run once after.</w:t>
+      </w:r>
+    </w:p>
+    <w:p>
+      <w:pPr>
+        <w:spacing w:after="20"/>
+        <w:ind w:left="283"/>
+      </w:pPr>
+      <w:r>
+        <w:rPr>
+          <w:b w:val="0"/>
+          <w:i w:val="0"/>
+          <w:color w:val="4B5563"/>
+          <w:sz w:val="18"/>
+        </w:rPr>
+        <w:t>Legend (on the lane borders): data · simulator · dispatch · door check · evaluation; per wave (solid) · batch (dashed) · fallback (dotted)</w:t>
       </w:r>
     </w:p>
     <w:p>
@@ -20759,7 +22793,7 @@
           <w:color w:val="4B5563"/>
           <w:sz w:val="18"/>
         </w:rPr>
-        <w:t>metrics → hub_day_metrics.csv 3,640 rows · BUDGETS &amp; FACTS: dispatch wave 2 min, delivery promise 30 min, cancel if not out 45 min, hub-day runs 4,004, full run, laptop 180 s, CI slice 8 hubs × 7 d</w:t>
+        <w:t>metrics → hub_day_metrics.csv 3,640 rows · BUDGETS &amp; FACTS: dispatch wave 2 min, delivery promise 30 min, cancel if not out 45 min, hub-day runs 4,004, full run, laptop 180 s, CI slice 8 hubs × 7 d (cancel row reads 'cancel after 45 min')</w:t>
       </w:r>
     </w:p>
     <w:p>
@@ -20789,7 +22823,7 @@
           <w:color w:val="4B5563"/>
           <w:sz w:val="18"/>
         </w:rPr>
-        <w:t>CRITICAL PATH · orders → bag → match → trip → metrics → A/B readout</w:t>
+        <w:t>MAIN PATH · orders → bag → match → trip → metrics → A/B readout</w:t>
       </w:r>
     </w:p>
     <w:p>
@@ -21403,7 +23437,7 @@
                 <w:i w:val="0"/>
                 <w:sz w:val="15"/>
               </w:rPr>
-              <w:t>a wave every 2 min / EVERY 2 MINUTES / dispatch wave 2 min</w:t>
+              <w:t>riders sent out every 2 min / EVERY 2 MINUTES / dispatch wave 2 min</w:t>
             </w:r>
           </w:p>
         </w:tc>
@@ -22279,7 +24313,7 @@
                 <w:i w:val="0"/>
                 <w:sz w:val="15"/>
               </w:rPr>
-              <w:t>cancel if not out 45 min</w:t>
+              <w:t>cancel after 45 min</w:t>
             </w:r>
           </w:p>
         </w:tc>
@@ -22498,7 +24532,7 @@
                 <w:i w:val="0"/>
                 <w:sz w:val="15"/>
               </w:rPr>
-              <w:t>500 re-draws</w:t>
+              <w:t>500 re-draws / Test re-run 500 times</w:t>
             </w:r>
           </w:p>
         </w:tc>
@@ -23089,7 +25123,7 @@
           <w:i w:val="0"/>
           <w:sz w:val="18"/>
         </w:rPr>
-        <w:t>• The critical-path highlight is the chain that produces the headline A/B numbers.</w:t>
+        <w:t>• The main-path highlight is the chain that produces the headline A/B numbers; other boxes dim to 75% opacity, which keeps their text above 4.5:1.</w:t>
       </w:r>
     </w:p>
     <w:p>
@@ -23268,7 +25302,7 @@
           <w:color w:val="4B5563"/>
           <w:sz w:val="18"/>
         </w:rPr>
-        <w:t>Share of orders cancelled, per day, all hubs · FIFO, one order per trip vs bag + match + geofence · RAMADAN band · RAIN DAY · 42.5% → 14.0%</w:t>
+        <w:t>Share of each day's orders that were cancelled, all 26 hubs. Lower is better.</w:t>
       </w:r>
     </w:p>
     <w:p>
@@ -23283,7 +25317,37 @@
           <w:color w:val="4B5563"/>
           <w:sz w:val="18"/>
         </w:rPr>
-        <w:t>CANCELLED · 4 WEEKS: FIFO 37,530 · bag+match+geofence 11,063 · −70.5%</w:t>
+        <w:t>today: one order per trip vs bag + match + door check · RAMADAN band · RAIN DAY · 42.5% → 14.0%</w:t>
+      </w:r>
+    </w:p>
+    <w:p>
+      <w:pPr>
+        <w:spacing w:after="20"/>
+        <w:ind w:left="283"/>
+      </w:pPr>
+      <w:r>
+        <w:rPr>
+          <w:b w:val="0"/>
+          <w:i w:val="0"/>
+          <w:color w:val="4B5563"/>
+          <w:sz w:val="18"/>
+        </w:rPr>
+        <w:t>Orders cancelled in 4 weeks: one order per trip 37,530 · bag + match + check 11,063 · −70.5%</w:t>
+      </w:r>
+    </w:p>
+    <w:p>
+      <w:pPr>
+        <w:spacing w:after="20"/>
+        <w:ind w:left="283"/>
+      </w:pPr>
+      <w:r>
+        <w:rPr>
+          <w:b w:val="0"/>
+          <w:i w:val="0"/>
+          <w:color w:val="4B5563"/>
+          <w:sz w:val="18"/>
+        </w:rPr>
+        <w:t>(phase B) Fleet cost per delivered order in AED, by type of day. Lower is better: grey = today, green = new dispatch.</w:t>
       </w:r>
     </w:p>
     <w:p>
@@ -24494,6 +26558,21 @@
           <w:color w:val="4B5563"/>
           <w:sz w:val="18"/>
         </w:rPr>
+        <w:t>One row per rider leaving now. DUE = the bag's earliest 30-minute deadline; a green tick means every door is on time.</w:t>
+      </w:r>
+    </w:p>
+    <w:p>
+      <w:pPr>
+        <w:spacing w:after="20"/>
+        <w:ind w:left="283"/>
+      </w:pPr>
+      <w:r>
+        <w:rPr>
+          <w:b w:val="0"/>
+          <w:i w:val="0"/>
+          <w:color w:val="4B5563"/>
+          <w:sz w:val="18"/>
+        </w:rPr>
         <w:t>RIDER BOARD · HUB 18 · SAT 2026-02-14 · 21:46 WAVE — columns RIDER, ORDERS, KM, WAITED, LEAVES, FIRST, LAST, DUE, BACK</w:t>
       </w:r>
     </w:p>
@@ -24599,7 +26678,7 @@
           <w:color w:val="4B5563"/>
           <w:sz w:val="18"/>
         </w:rPr>
-        <w:t>✓ Hub 18 today: 795 of 821 delivered, 7 cancelled · FIFO would cancel 59</w:t>
+        <w:t>✓ Hub 18 today: 795 of 821 delivered, 7 cancelled · old way: 59 cancelled</w:t>
       </w:r>
     </w:p>
     <w:p>
@@ -25133,7 +27212,7 @@
                 <w:i w:val="0"/>
                 <w:sz w:val="15"/>
               </w:rPr>
-              <w:t>795 of 821 delivered, 7 cancelled · FIFO would cancel 59</w:t>
+              <w:t>795 of 821 delivered, 7 cancelled · old way: 59 cancelled (old way = FIFO, one order per trip)</w:t>
             </w:r>
           </w:p>
         </w:tc>
@@ -25741,6 +27820,21 @@
           <w:color w:val="4B5563"/>
           <w:sz w:val="18"/>
         </w:rPr>
+        <w:t>Treated hubs vs control hubs over 4 weeks. Cost, cancellations and fake marks: lower is better; on time: higher.</w:t>
+      </w:r>
+    </w:p>
+    <w:p>
+      <w:pPr>
+        <w:spacing w:after="20"/>
+        <w:ind w:left="283"/>
+      </w:pPr>
+      <w:r>
+        <w:rPr>
+          <w:b w:val="0"/>
+          <w:i w:val="0"/>
+          <w:color w:val="4B5563"/>
+          <w:sz w:val="18"/>
+        </w:rPr>
         <w:t>COST −10.6% fleet cost per delivered order · AED 9.79 → 8.75</w:t>
       </w:r>
     </w:p>
@@ -25801,7 +27895,7 @@
           <w:color w:val="4B5563"/>
           <w:sz w:val="18"/>
         </w:rPr>
-        <w:t>326,981 orders · Welch 95% CIs exclude zero on all four · true effect known from the simulator</w:t>
+        <w:t>326,981 orders · on all four, the 95% confidence range of the difference stays clear of zero (Welch t-test)</w:t>
       </w:r>
     </w:p>
     <w:p>
@@ -25958,7 +28052,7 @@
                 <w:i w:val="0"/>
                 <w:sz w:val="12"/>
               </w:rPr>
-              <w:t>F-27</w:t>
+              <w:t>F-13</w:t>
             </w:r>
           </w:p>
         </w:tc>
@@ -25977,7 +28071,7 @@
                 <w:i w:val="0"/>
                 <w:sz w:val="15"/>
               </w:rPr>
-              <w:t>13 vs 13 hubs</w:t>
+              <w:t>4 WEEKS / over 4 weeks / 4 weeks</w:t>
             </w:r>
           </w:p>
         </w:tc>
@@ -26005,7 +28099,7 @@
                 <w:i w:val="0"/>
                 <w:sz w:val="15"/>
               </w:rPr>
-              <w:t xml:space="preserve"> · arms.treatment, arms.control</w:t>
+              <w:t xml:space="preserve"> · experiment_days = 28</w:t>
             </w:r>
           </w:p>
         </w:tc>
@@ -26024,7 +28118,7 @@
                 <w:i w:val="0"/>
                 <w:sz w:val="15"/>
               </w:rPr>
-              <w:t>len of each list</w:t>
+              <w:t>28 / 7 = 4</w:t>
             </w:r>
           </w:p>
         </w:tc>
@@ -26066,7 +28160,7 @@
                 <w:i w:val="0"/>
                 <w:sz w:val="12"/>
               </w:rPr>
-              <w:t>F-44</w:t>
+              <w:t>F-27</w:t>
             </w:r>
           </w:p>
         </w:tc>
@@ -26086,7 +28180,7 @@
                 <w:i w:val="0"/>
                 <w:sz w:val="15"/>
               </w:rPr>
-              <w:t>−10.6%</w:t>
+              <w:t>13 vs 13 hubs</w:t>
             </w:r>
           </w:p>
         </w:tc>
@@ -26107,7 +28201,7 @@
                 <w:i w:val="0"/>
                 <w:sz w:val="12"/>
               </w:rPr>
-              <w:t>outputs/ab_readout.csv</w:t>
+              <w:t>outputs/summary.json</w:t>
             </w:r>
             <w:r>
               <w:rPr>
@@ -26115,7 +28209,7 @@
                 <w:i w:val="0"/>
                 <w:sz w:val="15"/>
               </w:rPr>
-              <w:t xml:space="preserve"> · metric=cost_per_delivered, rel_diff</w:t>
+              <w:t xml:space="preserve"> · arms.treatment, arms.control</w:t>
             </w:r>
           </w:p>
         </w:tc>
@@ -26135,7 +28229,7 @@
                 <w:i w:val="0"/>
                 <w:sz w:val="15"/>
               </w:rPr>
-              <w:t>x 100</w:t>
+              <w:t>len of each list</w:t>
             </w:r>
           </w:p>
         </w:tc>
@@ -26177,7 +28271,7 @@
                 <w:i w:val="0"/>
                 <w:sz w:val="12"/>
               </w:rPr>
-              <w:t>F-45</w:t>
+              <w:t>F-44</w:t>
             </w:r>
           </w:p>
         </w:tc>
@@ -26196,7 +28290,7 @@
                 <w:i w:val="0"/>
                 <w:sz w:val="15"/>
               </w:rPr>
-              <w:t>AED 9.79 → 8.75</w:t>
+              <w:t>−10.6%</w:t>
             </w:r>
           </w:p>
         </w:tc>
@@ -26224,7 +28318,7 @@
                 <w:i w:val="0"/>
                 <w:sz w:val="15"/>
               </w:rPr>
-              <w:t xml:space="preserve"> · metric=cost_per_delivered, control, treatment</w:t>
+              <w:t xml:space="preserve"> · metric=cost_per_delivered, rel_diff</w:t>
             </w:r>
           </w:p>
         </w:tc>
@@ -26243,7 +28337,7 @@
                 <w:i w:val="0"/>
                 <w:sz w:val="15"/>
               </w:rPr>
-              <w:t>-</w:t>
+              <w:t>x 100</w:t>
             </w:r>
           </w:p>
         </w:tc>
@@ -26285,7 +28379,7 @@
                 <w:i w:val="0"/>
                 <w:sz w:val="12"/>
               </w:rPr>
-              <w:t>F-46</w:t>
+              <w:t>F-45</w:t>
             </w:r>
           </w:p>
         </w:tc>
@@ -26305,7 +28399,7 @@
                 <w:i w:val="0"/>
                 <w:sz w:val="15"/>
               </w:rPr>
-              <w:t>+28.3</w:t>
+              <w:t>AED 9.79 → 8.75</w:t>
             </w:r>
           </w:p>
         </w:tc>
@@ -26334,7 +28428,7 @@
                 <w:i w:val="0"/>
                 <w:sz w:val="15"/>
               </w:rPr>
-              <w:t xml:space="preserve"> · metric=on_time_share_of_orders, diff</w:t>
+              <w:t xml:space="preserve"> · metric=cost_per_delivered, control, treatment</w:t>
             </w:r>
           </w:p>
         </w:tc>
@@ -26354,7 +28448,7 @@
                 <w:i w:val="0"/>
                 <w:sz w:val="15"/>
               </w:rPr>
-              <w:t>x 100</w:t>
+              <w:t>-</w:t>
             </w:r>
           </w:p>
         </w:tc>
@@ -26396,7 +28490,7 @@
                 <w:i w:val="0"/>
                 <w:sz w:val="12"/>
               </w:rPr>
-              <w:t>F-47</w:t>
+              <w:t>F-46</w:t>
             </w:r>
           </w:p>
         </w:tc>
@@ -26415,7 +28509,7 @@
                 <w:i w:val="0"/>
                 <w:sz w:val="15"/>
               </w:rPr>
-              <w:t>58.0% → 86.2%</w:t>
+              <w:t>+28.3</w:t>
             </w:r>
           </w:p>
         </w:tc>
@@ -26443,7 +28537,7 @@
                 <w:i w:val="0"/>
                 <w:sz w:val="15"/>
               </w:rPr>
-              <w:t xml:space="preserve"> · metric=on_time_share_of_orders, control, treatment</w:t>
+              <w:t xml:space="preserve"> · metric=on_time_share_of_orders, diff</w:t>
             </w:r>
           </w:p>
         </w:tc>
@@ -26504,7 +28598,7 @@
                 <w:i w:val="0"/>
                 <w:sz w:val="12"/>
               </w:rPr>
-              <w:t>F-48</w:t>
+              <w:t>F-47</w:t>
             </w:r>
           </w:p>
         </w:tc>
@@ -26524,7 +28618,7 @@
                 <w:i w:val="0"/>
                 <w:sz w:val="15"/>
               </w:rPr>
-              <w:t>3.7% · control 11.6%</w:t>
+              <w:t>58.0% → 86.2%</w:t>
             </w:r>
           </w:p>
         </w:tc>
@@ -26553,7 +28647,7 @@
                 <w:i w:val="0"/>
                 <w:sz w:val="15"/>
               </w:rPr>
-              <w:t xml:space="preserve"> · metric=cancel_rate, treatment, control</w:t>
+              <w:t xml:space="preserve"> · metric=on_time_share_of_orders, control, treatment</w:t>
             </w:r>
           </w:p>
         </w:tc>
@@ -26615,7 +28709,7 @@
                 <w:i w:val="0"/>
                 <w:sz w:val="12"/>
               </w:rPr>
-              <w:t>F-49</w:t>
+              <w:t>F-48</w:t>
             </w:r>
           </w:p>
         </w:tc>
@@ -26634,7 +28728,7 @@
                 <w:i w:val="0"/>
                 <w:sz w:val="15"/>
               </w:rPr>
-              <w:t>−72.4%</w:t>
+              <w:t>3.7% · control 11.6%</w:t>
             </w:r>
           </w:p>
         </w:tc>
@@ -26662,7 +28756,7 @@
                 <w:i w:val="0"/>
                 <w:sz w:val="15"/>
               </w:rPr>
-              <w:t xml:space="preserve"> · metric=fake_accepted_per_1k, rel_diff</w:t>
+              <w:t xml:space="preserve"> · metric=cancel_rate, treatment, control</w:t>
             </w:r>
           </w:p>
         </w:tc>
@@ -26723,7 +28817,7 @@
                 <w:i w:val="0"/>
                 <w:sz w:val="12"/>
               </w:rPr>
-              <w:t>F-50</w:t>
+              <w:t>F-49</w:t>
             </w:r>
           </w:p>
         </w:tc>
@@ -26743,7 +28837,7 @@
                 <w:i w:val="0"/>
                 <w:sz w:val="15"/>
               </w:rPr>
-              <w:t>11.7 → 3.2 per 1,000</w:t>
+              <w:t>−72.4%</w:t>
             </w:r>
           </w:p>
         </w:tc>
@@ -26772,7 +28866,7 @@
                 <w:i w:val="0"/>
                 <w:sz w:val="15"/>
               </w:rPr>
-              <w:t xml:space="preserve"> · metric=fake_accepted_per_1k, control, treatment</w:t>
+              <w:t xml:space="preserve"> · metric=fake_accepted_per_1k, rel_diff</w:t>
             </w:r>
           </w:p>
         </w:tc>
@@ -26792,7 +28886,7 @@
                 <w:i w:val="0"/>
                 <w:sz w:val="15"/>
               </w:rPr>
-              <w:t>-</w:t>
+              <w:t>x 100</w:t>
             </w:r>
           </w:p>
         </w:tc>
@@ -26834,7 +28928,7 @@
                 <w:i w:val="0"/>
                 <w:sz w:val="12"/>
               </w:rPr>
-              <w:t>F-51</w:t>
+              <w:t>F-50</w:t>
             </w:r>
           </w:p>
         </w:tc>
@@ -26853,7 +28947,7 @@
                 <w:i w:val="0"/>
                 <w:sz w:val="15"/>
               </w:rPr>
-              <w:t>326,981 orders</w:t>
+              <w:t>11.7 → 3.2 per 1,000</w:t>
             </w:r>
           </w:p>
         </w:tc>
@@ -26873,7 +28967,7 @@
                 <w:i w:val="0"/>
                 <w:sz w:val="12"/>
               </w:rPr>
-              <w:t>outputs/summary.json</w:t>
+              <w:t>outputs/ab_readout.csv</w:t>
             </w:r>
             <w:r>
               <w:rPr>
@@ -26881,7 +28975,7 @@
                 <w:i w:val="0"/>
                 <w:sz w:val="15"/>
               </w:rPr>
-              <w:t xml:space="preserve"> · orders_in_experiment</w:t>
+              <w:t xml:space="preserve"> · metric=fake_accepted_per_1k, control, treatment</w:t>
             </w:r>
           </w:p>
         </w:tc>
@@ -26942,6 +29036,117 @@
                 <w:i w:val="0"/>
                 <w:sz w:val="12"/>
               </w:rPr>
+              <w:t>F-51</w:t>
+            </w:r>
+          </w:p>
+        </w:tc>
+        <w:tc>
+          <w:tcPr>
+            <w:tcW w:type="dxa" w:w="1928"/>
+            <w:shd w:val="clear" w:color="auto" w:fill="F3F4F6"/>
+          </w:tcPr>
+          <w:p>
+            <w:pPr>
+              <w:spacing w:after="0"/>
+            </w:pPr>
+            <w:r/>
+            <w:r>
+              <w:rPr>
+                <w:b w:val="0"/>
+                <w:i w:val="0"/>
+                <w:sz w:val="15"/>
+              </w:rPr>
+              <w:t>326,981 orders</w:t>
+            </w:r>
+          </w:p>
+        </w:tc>
+        <w:tc>
+          <w:tcPr>
+            <w:tcW w:type="dxa" w:w="3402"/>
+            <w:shd w:val="clear" w:color="auto" w:fill="F3F4F6"/>
+          </w:tcPr>
+          <w:p>
+            <w:pPr>
+              <w:spacing w:after="0"/>
+            </w:pPr>
+            <w:r/>
+            <w:r>
+              <w:rPr>
+                <w:rFonts w:ascii="JetBrains Mono" w:hAnsi="JetBrains Mono" w:eastAsia="JetBrains Mono"/>
+                <w:b w:val="0"/>
+                <w:i w:val="0"/>
+                <w:sz w:val="12"/>
+              </w:rPr>
+              <w:t>outputs/summary.json</w:t>
+            </w:r>
+            <w:r>
+              <w:rPr>
+                <w:b w:val="0"/>
+                <w:i w:val="0"/>
+                <w:sz w:val="15"/>
+              </w:rPr>
+              <w:t xml:space="preserve"> · orders_in_experiment</w:t>
+            </w:r>
+          </w:p>
+        </w:tc>
+        <w:tc>
+          <w:tcPr>
+            <w:tcW w:type="dxa" w:w="3061"/>
+            <w:shd w:val="clear" w:color="auto" w:fill="F3F4F6"/>
+          </w:tcPr>
+          <w:p>
+            <w:pPr>
+              <w:spacing w:after="0"/>
+            </w:pPr>
+            <w:r/>
+            <w:r>
+              <w:rPr>
+                <w:b w:val="0"/>
+                <w:i w:val="0"/>
+                <w:sz w:val="15"/>
+              </w:rPr>
+              <w:t>-</w:t>
+            </w:r>
+          </w:p>
+        </w:tc>
+        <w:tc>
+          <w:tcPr>
+            <w:tcW w:type="dxa" w:w="850"/>
+            <w:shd w:val="clear" w:color="auto" w:fill="F3F4F6"/>
+          </w:tcPr>
+          <w:p>
+            <w:pPr>
+              <w:spacing w:after="0"/>
+            </w:pPr>
+            <w:r/>
+            <w:r>
+              <w:rPr>
+                <w:b w:val="0"/>
+                <w:i w:val="0"/>
+                <w:sz w:val="15"/>
+              </w:rPr>
+              <w:t>✓</w:t>
+            </w:r>
+          </w:p>
+        </w:tc>
+      </w:tr>
+      <w:tr>
+        <w:tc>
+          <w:tcPr>
+            <w:tcW w:type="dxa" w:w="624"/>
+          </w:tcPr>
+          <w:p>
+            <w:pPr>
+              <w:spacing w:after="0"/>
+            </w:pPr>
+            <w:r/>
+            <w:r>
+              <w:rPr>
+                <w:rFonts w:ascii="JetBrains Mono" w:hAnsi="JetBrains Mono" w:eastAsia="JetBrains Mono"/>
+                <w:b w:val="0"/>
+                <w:i w:val="0"/>
+                <w:sz w:val="12"/>
+              </w:rPr>
               <w:t>F-52</w:t>
             </w:r>
           </w:p>
@@ -26949,7 +29154,6 @@
         <w:tc>
           <w:tcPr>
             <w:tcW w:type="dxa" w:w="1928"/>
-            <w:shd w:val="clear" w:color="auto" w:fill="F3F4F6"/>
           </w:tcPr>
           <w:p>
             <w:pPr>
@@ -26962,14 +29166,13 @@
                 <w:i w:val="0"/>
                 <w:sz w:val="15"/>
               </w:rPr>
-              <w:t>Welch 95% CIs exclude zero on all four</w:t>
+              <w:t>on all four, the 95% confidence range of the difference stays clear of zero (Welch t-test)</w:t>
             </w:r>
           </w:p>
         </w:tc>
         <w:tc>
           <w:tcPr>
             <w:tcW w:type="dxa" w:w="3402"/>
-            <w:shd w:val="clear" w:color="auto" w:fill="F3F4F6"/>
           </w:tcPr>
           <w:p>
             <w:pPr>
@@ -26998,7 +29201,6 @@
         <w:tc>
           <w:tcPr>
             <w:tcW w:type="dxa" w:w="3061"/>
-            <w:shd w:val="clear" w:color="auto" w:fill="F3F4F6"/>
           </w:tcPr>
           <w:p>
             <w:pPr>
@@ -27018,7 +29220,6 @@
         <w:tc>
           <w:tcPr>
             <w:tcW w:type="dxa" w:w="850"/>
-            <w:shd w:val="clear" w:color="auto" w:fill="F3F4F6"/>
           </w:tcPr>
           <w:p>
             <w:pPr>
@@ -27080,6 +29281,20 @@
       </w:r>
     </w:p>
     <w:p>
+      <w:pPr>
+        <w:spacing w:after="20"/>
+        <w:ind w:left="283"/>
+      </w:pPr>
+      <w:r>
+        <w:rPr>
+          <w:b w:val="0"/>
+          <w:i w:val="0"/>
+          <w:sz w:val="18"/>
+        </w:rPr>
+        <w:t>• All four cards are mint because all four moved the good way; the door-check card was coral before this revision.</w:t>
+      </w:r>
+    </w:p>
+    <w:p>
       <w:r>
         <w:rPr>
           <w:b w:val="0"/>
@@ -27099,7 +29314,7 @@
         <w:pStyle w:val="Heading3"/>
       </w:pPr>
       <w:r>
-        <w:t>Slide 09: What didn't win</w:t>
+        <w:t>Slide 09: Lesson and fix</w:t>
       </w:r>
     </w:p>
     <w:p>
@@ -27110,7 +29325,7 @@
           <w:color w:val="4B5563"/>
           <w:sz w:val="18"/>
         </w:rPr>
-        <w:t xml:space="preserve">74.0-80.6 s · composition </w:t>
+        <w:t xml:space="preserve">74.0-83.0 s · composition </w:t>
       </w:r>
       <w:r>
         <w:rPr>
@@ -27186,7 +29401,7 @@
           <w:color w:val="4B5563"/>
           <w:sz w:val="18"/>
         </w:rPr>
-        <w:t>09 · WHAT DIDN'T WIN</w:t>
+        <w:t>09 · LESSON AND FIX</w:t>
       </w:r>
     </w:p>
     <w:p>
@@ -27201,7 +29416,7 @@
           <w:color w:val="4B5563"/>
           <w:sz w:val="18"/>
         </w:rPr>
-        <w:t>Riders got less busy, and the A/B test can't even see it.</w:t>
+        <w:t>13 hubs can't see a small drop. So I report the hubs it would need.</w:t>
       </w:r>
     </w:p>
     <w:p>
@@ -27216,7 +29431,7 @@
           <w:color w:val="4B5563"/>
           <w:sz w:val="18"/>
         </w:rPr>
-        <w:t>Rider utilisation (busy ÷ paid time), the one metric that moved the wrong way</w:t>
+        <w:t>Utilisation = share of paid rider time spent delivering; higher is better. 13 treated vs 13 control hubs, 4 weeks.</w:t>
       </w:r>
     </w:p>
     <w:p>
@@ -27231,7 +29446,7 @@
           <w:color w:val="4B5563"/>
           <w:sz w:val="18"/>
         </w:rPr>
-        <w:t>Control hubs (FIFO, one order per trip) 0.667 · Treated hubs (bag + match + geofence) 0.650</w:t>
+        <w:t>THE LESSON · Riders got less busy. The test can't tell. · Utilisation per arm, then the gap with its 95% range</w:t>
       </w:r>
     </w:p>
     <w:p>
@@ -27246,7 +29461,7 @@
           <w:color w:val="4B5563"/>
           <w:sz w:val="18"/>
         </w:rPr>
-        <w:t>Welch 95% CI of the difference · p = 0.16 · −0.040 to +0.007 (axis −0.05 … 0 … +0.05)</w:t>
+        <w:t>Control hubs (one order per trip) 0.667 · Treated hubs (bag + match + check) 0.650 · Gap (95% range, p = 0.16) −0.017 TRAP</w:t>
       </w:r>
     </w:p>
     <w:p>
@@ -27261,7 +29476,7 @@
           <w:color w:val="4B5563"/>
           <w:sz w:val="18"/>
         </w:rPr>
-        <w:t>To see a change this size: 27 hubs per arm. The test had 13.</w:t>
+        <w:t>The range crosses zero, so it reads as "no change". The simulator's true drop, all 26 hubs: −0.026.</w:t>
       </w:r>
     </w:p>
     <w:p>
@@ -27276,7 +29491,67 @@
           <w:color w:val="4B5563"/>
           <w:sz w:val="18"/>
         </w:rPr>
-        <w:t>Why: bagging makes fewer trips on the same paid roster. Raising utilisation needs a smaller roster, which this test did not try.</w:t>
+        <w:t>THE FIX, IN THE REPO · Size the test before trusting it · Hubs needed per arm to catch the effect 4 times in 5. Dashed line = 13, what this test had.</w:t>
+      </w:r>
+    </w:p>
+    <w:p>
+      <w:pPr>
+        <w:spacing w:after="20"/>
+        <w:ind w:left="283"/>
+      </w:pPr>
+      <w:r>
+        <w:rPr>
+          <w:b w:val="0"/>
+          <w:i w:val="0"/>
+          <w:color w:val="4B5563"/>
+          <w:sz w:val="18"/>
+        </w:rPr>
+        <w:t>Cancellations 2 ENOUGH · Cost per order 5 ENOUGH · Utilisation 27 TOO FEW</w:t>
+      </w:r>
+    </w:p>
+    <w:p>
+      <w:pPr>
+        <w:spacing w:after="20"/>
+        <w:ind w:left="283"/>
+      </w:pPr>
+      <w:r>
+        <w:rPr>
+          <w:b w:val="0"/>
+          <w:i w:val="0"/>
+          <w:color w:val="4B5563"/>
+          <w:sz w:val="18"/>
+        </w:rPr>
+        <w:t>The run report prints this table next to the A/B results: utilisation needs 27, the test had 13.</w:t>
+      </w:r>
+    </w:p>
+    <w:p>
+      <w:pPr>
+        <w:spacing w:after="20"/>
+        <w:ind w:left="283"/>
+      </w:pPr>
+      <w:r>
+        <w:rPr>
+          <w:b w:val="0"/>
+          <w:i w:val="0"/>
+          <w:color w:val="4B5563"/>
+          <w:sz w:val="18"/>
+        </w:rPr>
+        <w:t>PAYOFF · Test re-run 500 times: the 95% range held the true effect 97–99% of the time · false alarms 2–7%</w:t>
+      </w:r>
+    </w:p>
+    <w:p>
+      <w:pPr>
+        <w:spacing w:after="20"/>
+        <w:ind w:left="283"/>
+      </w:pPr>
+      <w:r>
+        <w:rPr>
+          <w:b w:val="0"/>
+          <w:i w:val="0"/>
+          <w:color w:val="4B5563"/>
+          <w:sz w:val="18"/>
+        </w:rPr>
+        <w:t>NEXT · Let the roster shrink with the new dispatch: the fewest riders that still keep orders on time.</w:t>
       </w:r>
     </w:p>
     <w:p>
@@ -27433,7 +29708,7 @@
                 <w:i w:val="0"/>
                 <w:sz w:val="12"/>
               </w:rPr>
-              <w:t>F-27</w:t>
+              <w:t>F-13</w:t>
             </w:r>
           </w:p>
         </w:tc>
@@ -27452,7 +29727,7 @@
                 <w:i w:val="0"/>
                 <w:sz w:val="15"/>
               </w:rPr>
-              <w:t>13 vs 13 hubs</w:t>
+              <w:t>4 WEEKS / over 4 weeks / 4 weeks</w:t>
             </w:r>
           </w:p>
         </w:tc>
@@ -27480,7 +29755,7 @@
                 <w:i w:val="0"/>
                 <w:sz w:val="15"/>
               </w:rPr>
-              <w:t xml:space="preserve"> · arms.treatment, arms.control</w:t>
+              <w:t xml:space="preserve"> · experiment_days = 28</w:t>
             </w:r>
           </w:p>
         </w:tc>
@@ -27499,7 +29774,7 @@
                 <w:i w:val="0"/>
                 <w:sz w:val="15"/>
               </w:rPr>
-              <w:t>len of each list</w:t>
+              <w:t>28 / 7 = 4</w:t>
             </w:r>
           </w:p>
         </w:tc>
@@ -27541,7 +29816,7 @@
                 <w:i w:val="0"/>
                 <w:sz w:val="12"/>
               </w:rPr>
-              <w:t>F-53</w:t>
+              <w:t>F-26</w:t>
             </w:r>
           </w:p>
         </w:tc>
@@ -27561,7 +29836,7 @@
                 <w:i w:val="0"/>
                 <w:sz w:val="15"/>
               </w:rPr>
-              <w:t>0.667 / 0.650</w:t>
+              <w:t>500 re-draws / Test re-run 500 times</w:t>
             </w:r>
           </w:p>
         </w:tc>
@@ -27582,7 +29857,7 @@
                 <w:i w:val="0"/>
                 <w:sz w:val="12"/>
               </w:rPr>
-              <w:t>outputs/ab_readout.csv</w:t>
+              <w:t>outputs/rerandomisation.csv</w:t>
             </w:r>
             <w:r>
               <w:rPr>
@@ -27590,7 +29865,7 @@
                 <w:i w:val="0"/>
                 <w:sz w:val="15"/>
               </w:rPr>
-              <w:t xml:space="preserve"> · metric=utilization, control, treatment</w:t>
+              <w:t xml:space="preserve"> · draws</w:t>
             </w:r>
           </w:p>
         </w:tc>
@@ -27652,7 +29927,7 @@
                 <w:i w:val="0"/>
                 <w:sz w:val="12"/>
               </w:rPr>
-              <w:t>F-54</w:t>
+              <w:t>F-27</w:t>
             </w:r>
           </w:p>
         </w:tc>
@@ -27671,7 +29946,7 @@
                 <w:i w:val="0"/>
                 <w:sz w:val="15"/>
               </w:rPr>
-              <w:t>−0.040 to +0.007</w:t>
+              <w:t>13 vs 13 hubs</w:t>
             </w:r>
           </w:p>
         </w:tc>
@@ -27691,7 +29966,7 @@
                 <w:i w:val="0"/>
                 <w:sz w:val="12"/>
               </w:rPr>
-              <w:t>outputs/ab_readout.csv</w:t>
+              <w:t>outputs/summary.json</w:t>
             </w:r>
             <w:r>
               <w:rPr>
@@ -27699,7 +29974,7 @@
                 <w:i w:val="0"/>
                 <w:sz w:val="15"/>
               </w:rPr>
-              <w:t xml:space="preserve"> · metric=utilization, welch_lo, welch_hi</w:t>
+              <w:t xml:space="preserve"> · arms.treatment, arms.control</w:t>
             </w:r>
           </w:p>
         </w:tc>
@@ -27718,7 +29993,7 @@
                 <w:i w:val="0"/>
                 <w:sz w:val="15"/>
               </w:rPr>
-              <w:t>-</w:t>
+              <w:t>len of each list</w:t>
             </w:r>
           </w:p>
         </w:tc>
@@ -27760,7 +30035,7 @@
                 <w:i w:val="0"/>
                 <w:sz w:val="12"/>
               </w:rPr>
-              <w:t>F-55</w:t>
+              <w:t>F-53</w:t>
             </w:r>
           </w:p>
         </w:tc>
@@ -27780,7 +30055,7 @@
                 <w:i w:val="0"/>
                 <w:sz w:val="15"/>
               </w:rPr>
-              <w:t>p = 0.16</w:t>
+              <w:t>0.667 / 0.650</w:t>
             </w:r>
           </w:p>
         </w:tc>
@@ -27809,7 +30084,7 @@
                 <w:i w:val="0"/>
                 <w:sz w:val="15"/>
               </w:rPr>
-              <w:t xml:space="preserve"> · metric=utilization, welch_p</w:t>
+              <w:t xml:space="preserve"> · metric=utilization, control, treatment</w:t>
             </w:r>
           </w:p>
         </w:tc>
@@ -27871,7 +30146,7 @@
                 <w:i w:val="0"/>
                 <w:sz w:val="12"/>
               </w:rPr>
-              <w:t>F-56</w:t>
+              <w:t>F-54</w:t>
             </w:r>
           </w:p>
         </w:tc>
@@ -27890,7 +30165,7 @@
                 <w:i w:val="0"/>
                 <w:sz w:val="15"/>
               </w:rPr>
-              <w:t>27 hubs per arm</w:t>
+              <w:t>gap strip from -0.040 to +0.007, crossing zero</w:t>
             </w:r>
           </w:p>
         </w:tc>
@@ -27910,7 +30185,7 @@
                 <w:i w:val="0"/>
                 <w:sz w:val="12"/>
               </w:rPr>
-              <w:t>outputs/power.csv</w:t>
+              <w:t>outputs/ab_readout.csv</w:t>
             </w:r>
             <w:r>
               <w:rPr>
@@ -27918,7 +30193,7 @@
                 <w:i w:val="0"/>
                 <w:sz w:val="15"/>
               </w:rPr>
-              <w:t xml:space="preserve"> · metric=utilization, hubs_per_arm_needed</w:t>
+              <w:t xml:space="preserve"> · metric=utilization, welch_lo, welch_hi</w:t>
             </w:r>
           </w:p>
         </w:tc>
@@ -27979,6 +30254,225 @@
                 <w:i w:val="0"/>
                 <w:sz w:val="12"/>
               </w:rPr>
+              <w:t>F-55</w:t>
+            </w:r>
+          </w:p>
+        </w:tc>
+        <w:tc>
+          <w:tcPr>
+            <w:tcW w:type="dxa" w:w="1928"/>
+            <w:shd w:val="clear" w:color="auto" w:fill="F3F4F6"/>
+          </w:tcPr>
+          <w:p>
+            <w:pPr>
+              <w:spacing w:after="0"/>
+            </w:pPr>
+            <w:r/>
+            <w:r>
+              <w:rPr>
+                <w:b w:val="0"/>
+                <w:i w:val="0"/>
+                <w:sz w:val="15"/>
+              </w:rPr>
+              <w:t>95% range, p = 0.16</w:t>
+            </w:r>
+          </w:p>
+        </w:tc>
+        <w:tc>
+          <w:tcPr>
+            <w:tcW w:type="dxa" w:w="3402"/>
+            <w:shd w:val="clear" w:color="auto" w:fill="F3F4F6"/>
+          </w:tcPr>
+          <w:p>
+            <w:pPr>
+              <w:spacing w:after="0"/>
+            </w:pPr>
+            <w:r/>
+            <w:r>
+              <w:rPr>
+                <w:rFonts w:ascii="JetBrains Mono" w:hAnsi="JetBrains Mono" w:eastAsia="JetBrains Mono"/>
+                <w:b w:val="0"/>
+                <w:i w:val="0"/>
+                <w:sz w:val="12"/>
+              </w:rPr>
+              <w:t>outputs/ab_readout.csv</w:t>
+            </w:r>
+            <w:r>
+              <w:rPr>
+                <w:b w:val="0"/>
+                <w:i w:val="0"/>
+                <w:sz w:val="15"/>
+              </w:rPr>
+              <w:t xml:space="preserve"> · metric=utilization, welch_p</w:t>
+            </w:r>
+          </w:p>
+        </w:tc>
+        <w:tc>
+          <w:tcPr>
+            <w:tcW w:type="dxa" w:w="3061"/>
+            <w:shd w:val="clear" w:color="auto" w:fill="F3F4F6"/>
+          </w:tcPr>
+          <w:p>
+            <w:pPr>
+              <w:spacing w:after="0"/>
+            </w:pPr>
+            <w:r/>
+            <w:r>
+              <w:rPr>
+                <w:b w:val="0"/>
+                <w:i w:val="0"/>
+                <w:sz w:val="15"/>
+              </w:rPr>
+              <w:t>-</w:t>
+            </w:r>
+          </w:p>
+        </w:tc>
+        <w:tc>
+          <w:tcPr>
+            <w:tcW w:type="dxa" w:w="850"/>
+            <w:shd w:val="clear" w:color="auto" w:fill="F3F4F6"/>
+          </w:tcPr>
+          <w:p>
+            <w:pPr>
+              <w:spacing w:after="0"/>
+            </w:pPr>
+            <w:r/>
+            <w:r>
+              <w:rPr>
+                <w:b w:val="0"/>
+                <w:i w:val="0"/>
+                <w:sz w:val="15"/>
+              </w:rPr>
+              <w:t>✓</w:t>
+            </w:r>
+          </w:p>
+        </w:tc>
+      </w:tr>
+      <w:tr>
+        <w:tc>
+          <w:tcPr>
+            <w:tcW w:type="dxa" w:w="624"/>
+          </w:tcPr>
+          <w:p>
+            <w:pPr>
+              <w:spacing w:after="0"/>
+            </w:pPr>
+            <w:r/>
+            <w:r>
+              <w:rPr>
+                <w:rFonts w:ascii="JetBrains Mono" w:hAnsi="JetBrains Mono" w:eastAsia="JetBrains Mono"/>
+                <w:b w:val="0"/>
+                <w:i w:val="0"/>
+                <w:sz w:val="12"/>
+              </w:rPr>
+              <w:t>F-56</w:t>
+            </w:r>
+          </w:p>
+        </w:tc>
+        <w:tc>
+          <w:tcPr>
+            <w:tcW w:type="dxa" w:w="1928"/>
+          </w:tcPr>
+          <w:p>
+            <w:pPr>
+              <w:spacing w:after="0"/>
+            </w:pPr>
+            <w:r/>
+            <w:r>
+              <w:rPr>
+                <w:b w:val="0"/>
+                <w:i w:val="0"/>
+                <w:sz w:val="15"/>
+              </w:rPr>
+              <w:t>27 · TOO FEW / utilisation needs 27, the test had 13</w:t>
+            </w:r>
+          </w:p>
+        </w:tc>
+        <w:tc>
+          <w:tcPr>
+            <w:tcW w:type="dxa" w:w="3402"/>
+          </w:tcPr>
+          <w:p>
+            <w:pPr>
+              <w:spacing w:after="0"/>
+            </w:pPr>
+            <w:r/>
+            <w:r>
+              <w:rPr>
+                <w:rFonts w:ascii="JetBrains Mono" w:hAnsi="JetBrains Mono" w:eastAsia="JetBrains Mono"/>
+                <w:b w:val="0"/>
+                <w:i w:val="0"/>
+                <w:sz w:val="12"/>
+              </w:rPr>
+              <w:t>outputs/power.csv</w:t>
+            </w:r>
+            <w:r>
+              <w:rPr>
+                <w:b w:val="0"/>
+                <w:i w:val="0"/>
+                <w:sz w:val="15"/>
+              </w:rPr>
+              <w:t xml:space="preserve"> · metric=utilization, hubs_per_arm_needed</w:t>
+            </w:r>
+          </w:p>
+        </w:tc>
+        <w:tc>
+          <w:tcPr>
+            <w:tcW w:type="dxa" w:w="3061"/>
+          </w:tcPr>
+          <w:p>
+            <w:pPr>
+              <w:spacing w:after="0"/>
+            </w:pPr>
+            <w:r/>
+            <w:r>
+              <w:rPr>
+                <w:b w:val="0"/>
+                <w:i w:val="0"/>
+                <w:sz w:val="15"/>
+              </w:rPr>
+              <w:t>-</w:t>
+            </w:r>
+          </w:p>
+        </w:tc>
+        <w:tc>
+          <w:tcPr>
+            <w:tcW w:type="dxa" w:w="850"/>
+          </w:tcPr>
+          <w:p>
+            <w:pPr>
+              <w:spacing w:after="0"/>
+            </w:pPr>
+            <w:r/>
+            <w:r>
+              <w:rPr>
+                <w:b w:val="0"/>
+                <w:i w:val="0"/>
+                <w:sz w:val="15"/>
+              </w:rPr>
+              <w:t>✓</w:t>
+            </w:r>
+          </w:p>
+        </w:tc>
+      </w:tr>
+      <w:tr>
+        <w:tc>
+          <w:tcPr>
+            <w:tcW w:type="dxa" w:w="624"/>
+            <w:shd w:val="clear" w:color="auto" w:fill="F3F4F6"/>
+          </w:tcPr>
+          <w:p>
+            <w:pPr>
+              <w:spacing w:after="0"/>
+            </w:pPr>
+            <w:r/>
+            <w:r>
+              <w:rPr>
+                <w:rFonts w:ascii="JetBrains Mono" w:hAnsi="JetBrains Mono" w:eastAsia="JetBrains Mono"/>
+                <w:b w:val="0"/>
+                <w:i w:val="0"/>
+                <w:sz w:val="12"/>
+              </w:rPr>
               <w:t>F-57</w:t>
             </w:r>
           </w:p>
@@ -27999,7 +30493,7 @@
                 <w:i w:val="0"/>
                 <w:sz w:val="15"/>
               </w:rPr>
-              <w:t>axis −0.05..+0.05 = 1,000 px; bar 95 → 571 px, estimate at 333 px</w:t>
+              <w:t>track -0.05..+0.05 = 260 px; range 25 -&gt; 148 px (left 25, width 123), estimate dot centred at 87 px (left 75), zero at 130 px</w:t>
             </w:r>
           </w:p>
         </w:tc>
@@ -28048,7 +30542,883 @@
                 <w:i w:val="0"/>
                 <w:sz w:val="15"/>
               </w:rPr>
-              <w:t>px = (v + 0.05) x 10,000</w:t>
+              <w:t>px = (v + 0.05) x 2,600</w:t>
+            </w:r>
+          </w:p>
+        </w:tc>
+        <w:tc>
+          <w:tcPr>
+            <w:tcW w:type="dxa" w:w="850"/>
+            <w:shd w:val="clear" w:color="auto" w:fill="F3F4F6"/>
+          </w:tcPr>
+          <w:p>
+            <w:pPr>
+              <w:spacing w:after="0"/>
+            </w:pPr>
+            <w:r/>
+            <w:r>
+              <w:rPr>
+                <w:b w:val="0"/>
+                <w:i w:val="0"/>
+                <w:sz w:val="15"/>
+              </w:rPr>
+              <w:t>✓</w:t>
+            </w:r>
+          </w:p>
+        </w:tc>
+      </w:tr>
+      <w:tr>
+        <w:tc>
+          <w:tcPr>
+            <w:tcW w:type="dxa" w:w="624"/>
+          </w:tcPr>
+          <w:p>
+            <w:pPr>
+              <w:spacing w:after="0"/>
+            </w:pPr>
+            <w:r/>
+            <w:r>
+              <w:rPr>
+                <w:rFonts w:ascii="JetBrains Mono" w:hAnsi="JetBrains Mono" w:eastAsia="JetBrains Mono"/>
+                <w:b w:val="0"/>
+                <w:i w:val="0"/>
+                <w:sz w:val="12"/>
+              </w:rPr>
+              <w:t>F-62</w:t>
+            </w:r>
+          </w:p>
+        </w:tc>
+        <w:tc>
+          <w:tcPr>
+            <w:tcW w:type="dxa" w:w="1928"/>
+          </w:tcPr>
+          <w:p>
+            <w:pPr>
+              <w:spacing w:after="0"/>
+            </w:pPr>
+            <w:r/>
+            <w:r>
+              <w:rPr>
+                <w:b w:val="0"/>
+                <w:i w:val="0"/>
+                <w:sz w:val="15"/>
+              </w:rPr>
+              <w:t>-0.017</w:t>
+            </w:r>
+          </w:p>
+        </w:tc>
+        <w:tc>
+          <w:tcPr>
+            <w:tcW w:type="dxa" w:w="3402"/>
+          </w:tcPr>
+          <w:p>
+            <w:pPr>
+              <w:spacing w:after="0"/>
+            </w:pPr>
+            <w:r/>
+            <w:r>
+              <w:rPr>
+                <w:rFonts w:ascii="JetBrains Mono" w:hAnsi="JetBrains Mono" w:eastAsia="JetBrains Mono"/>
+                <w:b w:val="0"/>
+                <w:i w:val="0"/>
+                <w:sz w:val="12"/>
+              </w:rPr>
+              <w:t>outputs/ab_readout.csv</w:t>
+            </w:r>
+            <w:r>
+              <w:rPr>
+                <w:b w:val="0"/>
+                <w:i w:val="0"/>
+                <w:sz w:val="15"/>
+              </w:rPr>
+              <w:t xml:space="preserve"> · metric=utilization, diff</w:t>
+            </w:r>
+          </w:p>
+        </w:tc>
+        <w:tc>
+          <w:tcPr>
+            <w:tcW w:type="dxa" w:w="3061"/>
+          </w:tcPr>
+          <w:p>
+            <w:pPr>
+              <w:spacing w:after="0"/>
+            </w:pPr>
+            <w:r/>
+            <w:r>
+              <w:rPr>
+                <w:b w:val="0"/>
+                <w:i w:val="0"/>
+                <w:sz w:val="15"/>
+              </w:rPr>
+              <w:t>-</w:t>
+            </w:r>
+          </w:p>
+        </w:tc>
+        <w:tc>
+          <w:tcPr>
+            <w:tcW w:type="dxa" w:w="850"/>
+          </w:tcPr>
+          <w:p>
+            <w:pPr>
+              <w:spacing w:after="0"/>
+            </w:pPr>
+            <w:r/>
+            <w:r>
+              <w:rPr>
+                <w:b w:val="0"/>
+                <w:i w:val="0"/>
+                <w:sz w:val="15"/>
+              </w:rPr>
+              <w:t>✓</w:t>
+            </w:r>
+          </w:p>
+        </w:tc>
+      </w:tr>
+      <w:tr>
+        <w:tc>
+          <w:tcPr>
+            <w:tcW w:type="dxa" w:w="624"/>
+            <w:shd w:val="clear" w:color="auto" w:fill="F3F4F6"/>
+          </w:tcPr>
+          <w:p>
+            <w:pPr>
+              <w:spacing w:after="0"/>
+            </w:pPr>
+            <w:r/>
+            <w:r>
+              <w:rPr>
+                <w:rFonts w:ascii="JetBrains Mono" w:hAnsi="JetBrains Mono" w:eastAsia="JetBrains Mono"/>
+                <w:b w:val="0"/>
+                <w:i w:val="0"/>
+                <w:sz w:val="12"/>
+              </w:rPr>
+              <w:t>F-63</w:t>
+            </w:r>
+          </w:p>
+        </w:tc>
+        <w:tc>
+          <w:tcPr>
+            <w:tcW w:type="dxa" w:w="1928"/>
+            <w:shd w:val="clear" w:color="auto" w:fill="F3F4F6"/>
+          </w:tcPr>
+          <w:p>
+            <w:pPr>
+              <w:spacing w:after="0"/>
+            </w:pPr>
+            <w:r/>
+            <w:r>
+              <w:rPr>
+                <w:b w:val="0"/>
+                <w:i w:val="0"/>
+                <w:sz w:val="15"/>
+              </w:rPr>
+              <w:t>The simulator's true drop, all 26 hubs: -0.026</w:t>
+            </w:r>
+          </w:p>
+        </w:tc>
+        <w:tc>
+          <w:tcPr>
+            <w:tcW w:type="dxa" w:w="3402"/>
+            <w:shd w:val="clear" w:color="auto" w:fill="F3F4F6"/>
+          </w:tcPr>
+          <w:p>
+            <w:pPr>
+              <w:spacing w:after="0"/>
+            </w:pPr>
+            <w:r/>
+            <w:r>
+              <w:rPr>
+                <w:rFonts w:ascii="JetBrains Mono" w:hAnsi="JetBrains Mono" w:eastAsia="JetBrains Mono"/>
+                <w:b w:val="0"/>
+                <w:i w:val="0"/>
+                <w:sz w:val="12"/>
+              </w:rPr>
+              <w:t>outputs/ab_readout.csv</w:t>
+            </w:r>
+            <w:r>
+              <w:rPr>
+                <w:b w:val="0"/>
+                <w:i w:val="0"/>
+                <w:sz w:val="15"/>
+              </w:rPr>
+              <w:t xml:space="preserve"> · metric=utilization, true_effect_all_hubs</w:t>
+            </w:r>
+          </w:p>
+        </w:tc>
+        <w:tc>
+          <w:tcPr>
+            <w:tcW w:type="dxa" w:w="3061"/>
+            <w:shd w:val="clear" w:color="auto" w:fill="F3F4F6"/>
+          </w:tcPr>
+          <w:p>
+            <w:pPr>
+              <w:spacing w:after="0"/>
+            </w:pPr>
+            <w:r/>
+            <w:r>
+              <w:rPr>
+                <w:b w:val="0"/>
+                <w:i w:val="0"/>
+                <w:sz w:val="15"/>
+              </w:rPr>
+              <w:t>-</w:t>
+            </w:r>
+          </w:p>
+        </w:tc>
+        <w:tc>
+          <w:tcPr>
+            <w:tcW w:type="dxa" w:w="850"/>
+            <w:shd w:val="clear" w:color="auto" w:fill="F3F4F6"/>
+          </w:tcPr>
+          <w:p>
+            <w:pPr>
+              <w:spacing w:after="0"/>
+            </w:pPr>
+            <w:r/>
+            <w:r>
+              <w:rPr>
+                <w:b w:val="0"/>
+                <w:i w:val="0"/>
+                <w:sz w:val="15"/>
+              </w:rPr>
+              <w:t>✓</w:t>
+            </w:r>
+          </w:p>
+        </w:tc>
+      </w:tr>
+      <w:tr>
+        <w:tc>
+          <w:tcPr>
+            <w:tcW w:type="dxa" w:w="624"/>
+          </w:tcPr>
+          <w:p>
+            <w:pPr>
+              <w:spacing w:after="0"/>
+            </w:pPr>
+            <w:r/>
+            <w:r>
+              <w:rPr>
+                <w:rFonts w:ascii="JetBrains Mono" w:hAnsi="JetBrains Mono" w:eastAsia="JetBrains Mono"/>
+                <w:b w:val="0"/>
+                <w:i w:val="0"/>
+                <w:sz w:val="12"/>
+              </w:rPr>
+              <w:t>F-64</w:t>
+            </w:r>
+          </w:p>
+        </w:tc>
+        <w:tc>
+          <w:tcPr>
+            <w:tcW w:type="dxa" w:w="1928"/>
+          </w:tcPr>
+          <w:p>
+            <w:pPr>
+              <w:spacing w:after="0"/>
+            </w:pPr>
+            <w:r/>
+            <w:r>
+              <w:rPr>
+                <w:b w:val="0"/>
+                <w:i w:val="0"/>
+                <w:sz w:val="15"/>
+              </w:rPr>
+              <w:t>Cancellations 2 · Cost per order 5 · ENOUGH</w:t>
+            </w:r>
+          </w:p>
+        </w:tc>
+        <w:tc>
+          <w:tcPr>
+            <w:tcW w:type="dxa" w:w="3402"/>
+          </w:tcPr>
+          <w:p>
+            <w:pPr>
+              <w:spacing w:after="0"/>
+            </w:pPr>
+            <w:r/>
+            <w:r>
+              <w:rPr>
+                <w:rFonts w:ascii="JetBrains Mono" w:hAnsi="JetBrains Mono" w:eastAsia="JetBrains Mono"/>
+                <w:b w:val="0"/>
+                <w:i w:val="0"/>
+                <w:sz w:val="12"/>
+              </w:rPr>
+              <w:t>outputs/power.csv</w:t>
+            </w:r>
+            <w:r>
+              <w:rPr>
+                <w:b w:val="0"/>
+                <w:i w:val="0"/>
+                <w:sz w:val="15"/>
+              </w:rPr>
+              <w:t xml:space="preserve"> · metric in {cancel_rate, cost_per_delivered}, hubs_per_arm_needed</w:t>
+            </w:r>
+          </w:p>
+        </w:tc>
+        <w:tc>
+          <w:tcPr>
+            <w:tcW w:type="dxa" w:w="3061"/>
+          </w:tcPr>
+          <w:p>
+            <w:pPr>
+              <w:spacing w:after="0"/>
+            </w:pPr>
+            <w:r/>
+            <w:r>
+              <w:rPr>
+                <w:b w:val="0"/>
+                <w:i w:val="0"/>
+                <w:sz w:val="15"/>
+              </w:rPr>
+              <w:t>ENOUGH = needed &lt;= 13</w:t>
+            </w:r>
+          </w:p>
+        </w:tc>
+        <w:tc>
+          <w:tcPr>
+            <w:tcW w:type="dxa" w:w="850"/>
+          </w:tcPr>
+          <w:p>
+            <w:pPr>
+              <w:spacing w:after="0"/>
+            </w:pPr>
+            <w:r/>
+            <w:r>
+              <w:rPr>
+                <w:b w:val="0"/>
+                <w:i w:val="0"/>
+                <w:sz w:val="15"/>
+              </w:rPr>
+              <w:t>✓</w:t>
+            </w:r>
+          </w:p>
+        </w:tc>
+      </w:tr>
+      <w:tr>
+        <w:tc>
+          <w:tcPr>
+            <w:tcW w:type="dxa" w:w="624"/>
+            <w:shd w:val="clear" w:color="auto" w:fill="F3F4F6"/>
+          </w:tcPr>
+          <w:p>
+            <w:pPr>
+              <w:spacing w:after="0"/>
+            </w:pPr>
+            <w:r/>
+            <w:r>
+              <w:rPr>
+                <w:rFonts w:ascii="JetBrains Mono" w:hAnsi="JetBrains Mono" w:eastAsia="JetBrains Mono"/>
+                <w:b w:val="0"/>
+                <w:i w:val="0"/>
+                <w:sz w:val="12"/>
+              </w:rPr>
+              <w:t>F-65</w:t>
+            </w:r>
+          </w:p>
+        </w:tc>
+        <w:tc>
+          <w:tcPr>
+            <w:tcW w:type="dxa" w:w="1928"/>
+            <w:shd w:val="clear" w:color="auto" w:fill="F3F4F6"/>
+          </w:tcPr>
+          <w:p>
+            <w:pPr>
+              <w:spacing w:after="0"/>
+            </w:pPr>
+            <w:r/>
+            <w:r>
+              <w:rPr>
+                <w:b w:val="0"/>
+                <w:i w:val="0"/>
+                <w:sz w:val="15"/>
+              </w:rPr>
+              <w:t>to catch the effect 4 times in 5</w:t>
+            </w:r>
+          </w:p>
+        </w:tc>
+        <w:tc>
+          <w:tcPr>
+            <w:tcW w:type="dxa" w:w="3402"/>
+            <w:shd w:val="clear" w:color="auto" w:fill="F3F4F6"/>
+          </w:tcPr>
+          <w:p>
+            <w:pPr>
+              <w:spacing w:after="0"/>
+            </w:pPr>
+            <w:r/>
+            <w:r>
+              <w:rPr>
+                <w:rFonts w:ascii="JetBrains Mono" w:hAnsi="JetBrains Mono" w:eastAsia="JetBrains Mono"/>
+                <w:b w:val="0"/>
+                <w:i w:val="0"/>
+                <w:sz w:val="12"/>
+              </w:rPr>
+              <w:t>src/last_mile_dispatch/experiment.py:77, :85</w:t>
+            </w:r>
+            <w:r>
+              <w:rPr>
+                <w:b w:val="0"/>
+                <w:i w:val="0"/>
+                <w:sz w:val="15"/>
+              </w:rPr>
+              <w:t xml:space="preserve"> · power: float = 0.8</w:t>
+            </w:r>
+          </w:p>
+        </w:tc>
+        <w:tc>
+          <w:tcPr>
+            <w:tcW w:type="dxa" w:w="3061"/>
+            <w:shd w:val="clear" w:color="auto" w:fill="F3F4F6"/>
+          </w:tcPr>
+          <w:p>
+            <w:pPr>
+              <w:spacing w:after="0"/>
+            </w:pPr>
+            <w:r/>
+            <w:r>
+              <w:rPr>
+                <w:b w:val="0"/>
+                <w:i w:val="0"/>
+                <w:sz w:val="15"/>
+              </w:rPr>
+              <w:t>-</w:t>
+            </w:r>
+          </w:p>
+        </w:tc>
+        <w:tc>
+          <w:tcPr>
+            <w:tcW w:type="dxa" w:w="850"/>
+            <w:shd w:val="clear" w:color="auto" w:fill="F3F4F6"/>
+          </w:tcPr>
+          <w:p>
+            <w:pPr>
+              <w:spacing w:after="0"/>
+            </w:pPr>
+            <w:r/>
+            <w:r>
+              <w:rPr>
+                <w:b w:val="0"/>
+                <w:i w:val="0"/>
+                <w:sz w:val="15"/>
+              </w:rPr>
+              <w:t>✓</w:t>
+            </w:r>
+          </w:p>
+        </w:tc>
+      </w:tr>
+      <w:tr>
+        <w:tc>
+          <w:tcPr>
+            <w:tcW w:type="dxa" w:w="624"/>
+          </w:tcPr>
+          <w:p>
+            <w:pPr>
+              <w:spacing w:after="0"/>
+            </w:pPr>
+            <w:r/>
+            <w:r>
+              <w:rPr>
+                <w:rFonts w:ascii="JetBrains Mono" w:hAnsi="JetBrains Mono" w:eastAsia="JetBrains Mono"/>
+                <w:b w:val="0"/>
+                <w:i w:val="0"/>
+                <w:sz w:val="12"/>
+              </w:rPr>
+              <w:t>F-66</w:t>
+            </w:r>
+          </w:p>
+        </w:tc>
+        <w:tc>
+          <w:tcPr>
+            <w:tcW w:type="dxa" w:w="1928"/>
+          </w:tcPr>
+          <w:p>
+            <w:pPr>
+              <w:spacing w:after="0"/>
+            </w:pPr>
+            <w:r/>
+            <w:r>
+              <w:rPr>
+                <w:b w:val="0"/>
+                <w:i w:val="0"/>
+                <w:sz w:val="15"/>
+              </w:rPr>
+              <w:t>97-99% of the time · false alarms 2-7%</w:t>
+            </w:r>
+          </w:p>
+        </w:tc>
+        <w:tc>
+          <w:tcPr>
+            <w:tcW w:type="dxa" w:w="3402"/>
+          </w:tcPr>
+          <w:p>
+            <w:pPr>
+              <w:spacing w:after="0"/>
+            </w:pPr>
+            <w:r/>
+            <w:r>
+              <w:rPr>
+                <w:rFonts w:ascii="JetBrains Mono" w:hAnsi="JetBrains Mono" w:eastAsia="JetBrains Mono"/>
+                <w:b w:val="0"/>
+                <w:i w:val="0"/>
+                <w:sz w:val="12"/>
+              </w:rPr>
+              <w:t>outputs/rerandomisation.csv</w:t>
+            </w:r>
+            <w:r>
+              <w:rPr>
+                <w:b w:val="0"/>
+                <w:i w:val="0"/>
+                <w:sz w:val="15"/>
+              </w:rPr>
+              <w:t xml:space="preserve"> · welch_coverage, aa_false_positive_welch</w:t>
+            </w:r>
+          </w:p>
+        </w:tc>
+        <w:tc>
+          <w:tcPr>
+            <w:tcW w:type="dxa" w:w="3061"/>
+          </w:tcPr>
+          <w:p>
+            <w:pPr>
+              <w:spacing w:after="0"/>
+            </w:pPr>
+            <w:r/>
+            <w:r>
+              <w:rPr>
+                <w:b w:val="0"/>
+                <w:i w:val="0"/>
+                <w:sz w:val="15"/>
+              </w:rPr>
+              <w:t>min and max over metrics, x 100, rounded</w:t>
+            </w:r>
+          </w:p>
+        </w:tc>
+        <w:tc>
+          <w:tcPr>
+            <w:tcW w:type="dxa" w:w="850"/>
+          </w:tcPr>
+          <w:p>
+            <w:pPr>
+              <w:spacing w:after="0"/>
+            </w:pPr>
+            <w:r/>
+            <w:r>
+              <w:rPr>
+                <w:b w:val="0"/>
+                <w:i w:val="0"/>
+                <w:sz w:val="15"/>
+              </w:rPr>
+              <w:t>✓</w:t>
+            </w:r>
+          </w:p>
+        </w:tc>
+      </w:tr>
+      <w:tr>
+        <w:tc>
+          <w:tcPr>
+            <w:tcW w:type="dxa" w:w="624"/>
+            <w:shd w:val="clear" w:color="auto" w:fill="F3F4F6"/>
+          </w:tcPr>
+          <w:p>
+            <w:pPr>
+              <w:spacing w:after="0"/>
+            </w:pPr>
+            <w:r/>
+            <w:r>
+              <w:rPr>
+                <w:rFonts w:ascii="JetBrains Mono" w:hAnsi="JetBrains Mono" w:eastAsia="JetBrains Mono"/>
+                <w:b w:val="0"/>
+                <w:i w:val="0"/>
+                <w:sz w:val="12"/>
+              </w:rPr>
+              <w:t>F-67</w:t>
+            </w:r>
+          </w:p>
+        </w:tc>
+        <w:tc>
+          <w:tcPr>
+            <w:tcW w:type="dxa" w:w="1928"/>
+            <w:shd w:val="clear" w:color="auto" w:fill="F3F4F6"/>
+          </w:tcPr>
+          <w:p>
+            <w:pPr>
+              <w:spacing w:after="0"/>
+            </w:pPr>
+            <w:r/>
+            <w:r>
+              <w:rPr>
+                <w:b w:val="0"/>
+                <w:i w:val="0"/>
+                <w:sz w:val="15"/>
+              </w:rPr>
+              <w:t>THE FIX, IN THE REPO · Size the test before trusting it · The run report prints this table next to the A/B results</w:t>
+            </w:r>
+          </w:p>
+        </w:tc>
+        <w:tc>
+          <w:tcPr>
+            <w:tcW w:type="dxa" w:w="3402"/>
+            <w:shd w:val="clear" w:color="auto" w:fill="F3F4F6"/>
+          </w:tcPr>
+          <w:p>
+            <w:pPr>
+              <w:spacing w:after="0"/>
+            </w:pPr>
+            <w:r/>
+            <w:r>
+              <w:rPr>
+                <w:rFonts w:ascii="JetBrains Mono" w:hAnsi="JetBrains Mono" w:eastAsia="JetBrains Mono"/>
+                <w:b w:val="0"/>
+                <w:i w:val="0"/>
+                <w:sz w:val="12"/>
+              </w:rPr>
+              <w:t>src/last_mile_dispatch/experiment.py:77-90, :127; cli.py:78-98; tests/test_experiment.py:47, :53, :66; outputs/run_report.md</w:t>
+            </w:r>
+            <w:r>
+              <w:rPr>
+                <w:b w:val="0"/>
+                <w:i w:val="0"/>
+                <w:sz w:val="15"/>
+              </w:rPr>
+              <w:t xml:space="preserve"> · functions, tests, report sections</w:t>
+            </w:r>
+          </w:p>
+        </w:tc>
+        <w:tc>
+          <w:tcPr>
+            <w:tcW w:type="dxa" w:w="3061"/>
+            <w:shd w:val="clear" w:color="auto" w:fill="F3F4F6"/>
+          </w:tcPr>
+          <w:p>
+            <w:pPr>
+              <w:spacing w:after="0"/>
+            </w:pPr>
+            <w:r/>
+            <w:r>
+              <w:rPr>
+                <w:b w:val="0"/>
+                <w:i w:val="0"/>
+                <w:sz w:val="15"/>
+              </w:rPr>
+              <w:t>-</w:t>
+            </w:r>
+          </w:p>
+        </w:tc>
+        <w:tc>
+          <w:tcPr>
+            <w:tcW w:type="dxa" w:w="850"/>
+            <w:shd w:val="clear" w:color="auto" w:fill="F3F4F6"/>
+          </w:tcPr>
+          <w:p>
+            <w:pPr>
+              <w:spacing w:after="0"/>
+            </w:pPr>
+            <w:r/>
+            <w:r>
+              <w:rPr>
+                <w:b w:val="0"/>
+                <w:i w:val="0"/>
+                <w:sz w:val="15"/>
+              </w:rPr>
+              <w:t>✓</w:t>
+            </w:r>
+          </w:p>
+        </w:tc>
+      </w:tr>
+      <w:tr>
+        <w:tc>
+          <w:tcPr>
+            <w:tcW w:type="dxa" w:w="624"/>
+          </w:tcPr>
+          <w:p>
+            <w:pPr>
+              <w:spacing w:after="0"/>
+            </w:pPr>
+            <w:r/>
+            <w:r>
+              <w:rPr>
+                <w:rFonts w:ascii="JetBrains Mono" w:hAnsi="JetBrains Mono" w:eastAsia="JetBrains Mono"/>
+                <w:b w:val="0"/>
+                <w:i w:val="0"/>
+                <w:sz w:val="12"/>
+              </w:rPr>
+              <w:t>F-68</w:t>
+            </w:r>
+          </w:p>
+        </w:tc>
+        <w:tc>
+          <w:tcPr>
+            <w:tcW w:type="dxa" w:w="1928"/>
+          </w:tcPr>
+          <w:p>
+            <w:pPr>
+              <w:spacing w:after="0"/>
+            </w:pPr>
+            <w:r/>
+            <w:r>
+              <w:rPr>
+                <w:b w:val="0"/>
+                <w:i w:val="0"/>
+                <w:sz w:val="15"/>
+              </w:rPr>
+              <w:t>Dashed line = 13, what this test had</w:t>
+            </w:r>
+          </w:p>
+        </w:tc>
+        <w:tc>
+          <w:tcPr>
+            <w:tcW w:type="dxa" w:w="3402"/>
+          </w:tcPr>
+          <w:p>
+            <w:pPr>
+              <w:spacing w:after="0"/>
+            </w:pPr>
+            <w:r/>
+            <w:r>
+              <w:rPr>
+                <w:rFonts w:ascii="JetBrains Mono" w:hAnsi="JetBrains Mono" w:eastAsia="JetBrains Mono"/>
+                <w:b w:val="0"/>
+                <w:i w:val="0"/>
+                <w:sz w:val="12"/>
+              </w:rPr>
+              <w:t>outputs/summary.json</w:t>
+            </w:r>
+            <w:r>
+              <w:rPr>
+                <w:b w:val="0"/>
+                <w:i w:val="0"/>
+                <w:sz w:val="15"/>
+              </w:rPr>
+              <w:t xml:space="preserve"> · len(arms.treatment)</w:t>
+            </w:r>
+          </w:p>
+        </w:tc>
+        <w:tc>
+          <w:tcPr>
+            <w:tcW w:type="dxa" w:w="3061"/>
+          </w:tcPr>
+          <w:p>
+            <w:pPr>
+              <w:spacing w:after="0"/>
+            </w:pPr>
+            <w:r/>
+            <w:r>
+              <w:rPr>
+                <w:b w:val="0"/>
+                <w:i w:val="0"/>
+                <w:sz w:val="15"/>
+              </w:rPr>
+              <w:t>-</w:t>
+            </w:r>
+          </w:p>
+        </w:tc>
+        <w:tc>
+          <w:tcPr>
+            <w:tcW w:type="dxa" w:w="850"/>
+          </w:tcPr>
+          <w:p>
+            <w:pPr>
+              <w:spacing w:after="0"/>
+            </w:pPr>
+            <w:r/>
+            <w:r>
+              <w:rPr>
+                <w:b w:val="0"/>
+                <w:i w:val="0"/>
+                <w:sz w:val="15"/>
+              </w:rPr>
+              <w:t>✓</w:t>
+            </w:r>
+          </w:p>
+        </w:tc>
+      </w:tr>
+      <w:tr>
+        <w:tc>
+          <w:tcPr>
+            <w:tcW w:type="dxa" w:w="624"/>
+            <w:shd w:val="clear" w:color="auto" w:fill="F3F4F6"/>
+          </w:tcPr>
+          <w:p>
+            <w:pPr>
+              <w:spacing w:after="0"/>
+            </w:pPr>
+            <w:r/>
+            <w:r>
+              <w:rPr>
+                <w:rFonts w:ascii="JetBrains Mono" w:hAnsi="JetBrains Mono" w:eastAsia="JetBrains Mono"/>
+                <w:b w:val="0"/>
+                <w:i w:val="0"/>
+                <w:sz w:val="12"/>
+              </w:rPr>
+              <w:t>F-69</w:t>
+            </w:r>
+          </w:p>
+        </w:tc>
+        <w:tc>
+          <w:tcPr>
+            <w:tcW w:type="dxa" w:w="1928"/>
+            <w:shd w:val="clear" w:color="auto" w:fill="F3F4F6"/>
+          </w:tcPr>
+          <w:p>
+            <w:pPr>
+              <w:spacing w:after="0"/>
+            </w:pPr>
+            <w:r/>
+            <w:r>
+              <w:rPr>
+                <w:b w:val="0"/>
+                <w:i w:val="0"/>
+                <w:sz w:val="15"/>
+              </w:rPr>
+              <w:t>NEXT · Let the roster shrink with the new dispatch: the fewest riders that still keep orders on time.</w:t>
+            </w:r>
+          </w:p>
+        </w:tc>
+        <w:tc>
+          <w:tcPr>
+            <w:tcW w:type="dxa" w:w="3402"/>
+            <w:shd w:val="clear" w:color="auto" w:fill="F3F4F6"/>
+          </w:tcPr>
+          <w:p>
+            <w:pPr>
+              <w:spacing w:after="0"/>
+            </w:pPr>
+            <w:r/>
+            <w:r>
+              <w:rPr>
+                <w:rFonts w:ascii="JetBrains Mono" w:hAnsi="JetBrains Mono" w:eastAsia="JetBrains Mono"/>
+                <w:b w:val="0"/>
+                <w:i w:val="0"/>
+                <w:sz w:val="12"/>
+              </w:rPr>
+              <w:t>README 'Insights and learning' (last paragraph) and 'Known limitations' (the biggest gap: the roster is fixed)</w:t>
+            </w:r>
+            <w:r>
+              <w:rPr>
+                <w:b w:val="0"/>
+                <w:i w:val="0"/>
+                <w:sz w:val="15"/>
+              </w:rPr>
+              <w:t xml:space="preserve"> · README text</w:t>
+            </w:r>
+          </w:p>
+        </w:tc>
+        <w:tc>
+          <w:tcPr>
+            <w:tcW w:type="dxa" w:w="3061"/>
+            <w:shd w:val="clear" w:color="auto" w:fill="F3F4F6"/>
+          </w:tcPr>
+          <w:p>
+            <w:pPr>
+              <w:spacing w:after="0"/>
+            </w:pPr>
+            <w:r/>
+            <w:r>
+              <w:rPr>
+                <w:b w:val="0"/>
+                <w:i w:val="0"/>
+                <w:sz w:val="15"/>
+              </w:rPr>
+              <w:t>-</w:t>
             </w:r>
           </w:p>
         </w:tc>
@@ -28113,7 +31483,35 @@
           <w:i w:val="0"/>
           <w:sz w:val="18"/>
         </w:rPr>
-        <w:t>• Utilisation bars: 1,000 px track = 1.0 (from zero).</w:t>
+        <w:t>• Left panel: utilisation bars 1.0 = 260 px from zero; the gap strip spans -0.05..+0.05 over the same 260 px with zero marked.</w:t>
+      </w:r>
+    </w:p>
+    <w:p>
+      <w:pPr>
+        <w:spacing w:after="20"/>
+        <w:ind w:left="283"/>
+      </w:pPr>
+      <w:r>
+        <w:rPr>
+          <w:b w:val="0"/>
+          <w:i w:val="0"/>
+          <w:sz w:val="18"/>
+        </w:rPr>
+        <w:t>• Right panel: hubs-per-arm bars 30 hubs = 260 px; the two panels show different units, so they do not share one scale.</w:t>
+      </w:r>
+    </w:p>
+    <w:p>
+      <w:pPr>
+        <w:spacing w:after="20"/>
+        <w:ind w:left="283"/>
+      </w:pPr>
+      <w:r>
+        <w:rPr>
+          <w:b w:val="0"/>
+          <w:i w:val="0"/>
+          <w:sz w:val="18"/>
+        </w:rPr>
+        <w:t>• Bars are neutral grey; coral marks only the TRAP (a range that crosses zero read as 'no change'), mint marks the fix.</w:t>
       </w:r>
     </w:p>
     <w:p>
@@ -28123,7 +31521,7 @@
           <w:i w:val="0"/>
           <w:sz w:val="18"/>
         </w:rPr>
-        <w:t>To change this slide: Rows #twist-r1..r2 and the CI strip (#twist-ci) in compositions/s06-twist.html.</w:t>
+        <w:t>To change this slide: Panels #twist-left / #twist-right, the payoff and next strips in compositions/s06-twist.html; numbers from outputs/ab_readout.csv, power.csv, rerandomisation.csv.</w:t>
       </w:r>
     </w:p>
     <w:p>
@@ -28147,7 +31545,7 @@
           <w:color w:val="4B5563"/>
           <w:sz w:val="18"/>
         </w:rPr>
-        <w:t xml:space="preserve">80.2-84.6 s · composition </w:t>
+        <w:t xml:space="preserve">82.6-87.0 s · composition </w:t>
       </w:r>
       <w:r>
         <w:rPr>
@@ -28288,6 +31686,21 @@
     </w:p>
     <w:p>
       <w:pPr>
+        <w:spacing w:after="20"/>
+        <w:ind w:left="283"/>
+      </w:pPr>
+      <w:r>
+        <w:rPr>
+          <w:b w:val="0"/>
+          <w:i w:val="0"/>
+          <w:color w:val="4B5563"/>
+          <w:sz w:val="18"/>
+        </w:rPr>
+        <w:t>One command rebuilds every table the numbers in this video come from.</w:t>
+      </w:r>
+    </w:p>
+    <w:p>
+      <w:pPr>
         <w:spacing w:after="40"/>
       </w:pPr>
       <w:r>
@@ -29294,7 +32707,7 @@
                 <w:i w:val="0"/>
                 <w:sz w:val="15"/>
               </w:rPr>
-              <w:t>F-04, F-33, F-34, F-35, F-36, F-37, F-44, F-45, F-53, F-54, F-55, F-56</w:t>
+              <w:t>F-04, F-33, F-34, F-35, F-36, F-37, F-44, F-45, F-53, F-54, F-55, F-56, F-62, F-63, F-69</w:t>
             </w:r>
           </w:p>
         </w:tc>
@@ -29998,7 +33411,7 @@
                 <w:i w:val="0"/>
                 <w:sz w:val="15"/>
               </w:rPr>
-              <w:t>F-27, F-44, F-45, F-46, F-47, F-48, F-49, F-50, F-52, F-53, F-54, F-55, F-56, F-57</w:t>
+              <w:t>F-27, F-44, F-45, F-46, F-47, F-48, F-49, F-50, F-52, F-53, F-54, F-55, F-56, F-57, F-62, F-63, F-64, F-65, F-66, F-67, F-68</w:t>
             </w:r>
           </w:p>
         </w:tc>
@@ -30118,7 +33531,7 @@
                 <w:i w:val="0"/>
                 <w:sz w:val="15"/>
               </w:rPr>
-              <w:t>02, 03, 05, 06, 07</w:t>
+              <w:t>02, 03, 05, 06, 07, 08, 09</w:t>
             </w:r>
           </w:p>
         </w:tc>
@@ -30299,7 +33712,7 @@
                 <w:i w:val="0"/>
                 <w:sz w:val="15"/>
               </w:rPr>
-              <w:t>F-16, F-17, F-23, F-32, F-34, F-35, F-36, F-37, F-44, F-45, F-46, F-47, F-48, F-49, F-50, F-53, F-54, F-55, F-59</w:t>
+              <w:t>F-16, F-17, F-23, F-32, F-34, F-35, F-36, F-37, F-44, F-45, F-46, F-47, F-48, F-49, F-50, F-53, F-54, F-55, F-59, F-62, F-63, F-66</w:t>
             </w:r>
           </w:p>
         </w:tc>
@@ -30573,6 +33986,48 @@
           <w:sz w:val="19"/>
         </w:rPr>
         <w:t>• Rider names on slide 07 are placeholders.</w:t>
+      </w:r>
+    </w:p>
+    <w:p>
+      <w:pPr>
+        <w:spacing w:after="40"/>
+        <w:ind w:left="227"/>
+      </w:pPr>
+      <w:r>
+        <w:rPr>
+          <w:b w:val="0"/>
+          <w:i w:val="0"/>
+          <w:sz w:val="19"/>
+        </w:rPr>
+        <w:t>• Slide 09 shows the one disappointing result the repo can do something about in code (an underpowered metric), and the fix it implements (pre-period power, hubs-per-arm table, re-randomisation check). The fix does not raise utilisation itself; that needs a smaller roster, shown as NEXT and listed in README 'Known limitations'.</w:t>
+      </w:r>
+    </w:p>
+    <w:p>
+      <w:pPr>
+        <w:spacing w:after="40"/>
+        <w:ind w:left="227"/>
+      </w:pPr>
+      <w:r>
+        <w:rPr>
+          <w:b w:val="0"/>
+          <w:i w:val="0"/>
+          <w:sz w:val="19"/>
+        </w:rPr>
+        <w:t>• Other non-wins the slide drops are still reported in the README 'What didn't win' row and 'The result': the 3.7% weekday saving (also on slide 06), matching alone adding about half what bagging does, and the geofence missing 31.9% of kerb marks while flagging 5.3% of honest riders in towers.</w:t>
+      </w:r>
+    </w:p>
+    <w:p>
+      <w:pPr>
+        <w:spacing w:after="40"/>
+        <w:ind w:left="227"/>
+      </w:pPr>
+      <w:r>
+        <w:rPr>
+          <w:b w:val="0"/>
+          <w:i w:val="0"/>
+          <w:sz w:val="19"/>
+        </w:rPr>
+        <w:t>• The payoff range (97-99% coverage, 2-7% false alarms) spans the seven A/B metrics in outputs/rerandomisation.csv; utilisation itself had 97.6% coverage and only 62% power at 13 hubs per arm.</w:t>
       </w:r>
     </w:p>
     <w:p>
